--- a/Projekt dokumentálás.docx
+++ b/Projekt dokumentálás.docx
@@ -4,638 +4,764 @@
   <w:body>
     <w:p>
       <w:pPr>
-        <w:pStyle w:val="Listaszerbekezds"/>
+        <w:spacing w:before="100" w:beforeAutospacing="1" w:after="100" w:afterAutospacing="1" w:line="240" w:lineRule="auto"/>
+        <w:rPr>
+          <w:rFonts w:ascii="Segoe UI" w:eastAsia="Times New Roman" w:hAnsi="Segoe UI" w:cs="Segoe UI"/>
+          <w:sz w:val="21"/>
+          <w:szCs w:val="21"/>
+          <w:lang w:eastAsia="hu-HU"/>
+        </w:rPr>
+      </w:pPr>
+      <w:r>
+        <w:rPr>
+          <w:rFonts w:ascii="Segoe UI" w:eastAsia="Times New Roman" w:hAnsi="Segoe UI" w:cs="Segoe UI"/>
+          <w:b/>
+          <w:bCs/>
+          <w:sz w:val="21"/>
+          <w:szCs w:val="21"/>
+          <w:lang w:eastAsia="hu-HU"/>
+        </w:rPr>
+        <w:t>Projektterv — Aranyfüst Ügynökség, webes nyomozós játék</w:t>
+      </w:r>
+    </w:p>
+    <w:p>
+      <w:pPr>
+        <w:spacing w:before="100" w:beforeAutospacing="1" w:after="100" w:afterAutospacing="1" w:line="240" w:lineRule="auto"/>
+        <w:rPr>
+          <w:rFonts w:ascii="Segoe UI" w:eastAsia="Times New Roman" w:hAnsi="Segoe UI" w:cs="Segoe UI"/>
+          <w:sz w:val="21"/>
+          <w:szCs w:val="21"/>
+          <w:lang w:eastAsia="hu-HU"/>
+        </w:rPr>
+      </w:pPr>
+      <w:r>
+        <w:rPr>
+          <w:rFonts w:ascii="Segoe UI" w:eastAsia="Times New Roman" w:hAnsi="Segoe UI" w:cs="Segoe UI"/>
+          <w:b/>
+          <w:bCs/>
+          <w:sz w:val="21"/>
+          <w:szCs w:val="21"/>
+          <w:lang w:eastAsia="hu-HU"/>
+        </w:rPr>
+        <w:t>1. Helyzetelemzés, a háttér feltárása</w:t>
+      </w:r>
+    </w:p>
+    <w:p>
+      <w:pPr>
+        <w:spacing w:before="100" w:beforeAutospacing="1" w:after="100" w:afterAutospacing="1" w:line="240" w:lineRule="auto"/>
+        <w:rPr>
+          <w:rFonts w:ascii="Segoe UI" w:eastAsia="Times New Roman" w:hAnsi="Segoe UI" w:cs="Segoe UI"/>
+          <w:sz w:val="21"/>
+          <w:szCs w:val="21"/>
+          <w:lang w:eastAsia="hu-HU"/>
+        </w:rPr>
+      </w:pPr>
+      <w:r>
+        <w:rPr>
+          <w:rFonts w:ascii="Segoe UI" w:eastAsia="Times New Roman" w:hAnsi="Segoe UI" w:cs="Segoe UI"/>
+          <w:sz w:val="21"/>
+          <w:szCs w:val="21"/>
+          <w:lang w:eastAsia="hu-HU"/>
+        </w:rPr>
+        <w:t>A böngészőben futó, ingyenes nyomozós játékokból kevés van: a hasonló játékok többsége letöltést vagy regisztrációt igényel, a magyar nyelvű kínálatban pedig főleg egyszerű kvízek találhatók, amelyek nem adnak vissza semmit a nyomozás hangulatából. Pedig a műfaj jól használható lenne a gyakorlatban is, mert szövegértésre, logikai következtetésre és az egymásnak ellentmondó állítások összevetésére épül. Ebből adódik a fejlesztés célja: egy telepítés nélküli, HTML–CSS–JavaScript alapú nyomozós játék, amely több különálló ügyet kínál, időre játszható körökkel, és a böngésző tárolójában megjegyzi az elért eredményt.</w:t>
+      </w:r>
+    </w:p>
+    <w:p>
+      <w:pPr>
+        <w:spacing w:before="100" w:beforeAutospacing="1" w:after="100" w:afterAutospacing="1" w:line="240" w:lineRule="auto"/>
+        <w:rPr>
+          <w:rFonts w:ascii="Segoe UI" w:eastAsia="Times New Roman" w:hAnsi="Segoe UI" w:cs="Segoe UI"/>
+          <w:sz w:val="21"/>
+          <w:szCs w:val="21"/>
+          <w:lang w:eastAsia="hu-HU"/>
+        </w:rPr>
+      </w:pPr>
+      <w:r>
+        <w:rPr>
+          <w:rFonts w:ascii="Segoe UI" w:eastAsia="Times New Roman" w:hAnsi="Segoe UI" w:cs="Segoe UI"/>
+          <w:b/>
+          <w:bCs/>
+          <w:sz w:val="21"/>
+          <w:szCs w:val="21"/>
+          <w:lang w:eastAsia="hu-HU"/>
+        </w:rPr>
+        <w:t>2. Általánosan körülírt probléma</w:t>
+      </w:r>
+    </w:p>
+    <w:p>
+      <w:pPr>
+        <w:spacing w:before="100" w:beforeAutospacing="1" w:after="100" w:afterAutospacing="1" w:line="240" w:lineRule="auto"/>
+        <w:rPr>
+          <w:rFonts w:ascii="Segoe UI" w:eastAsia="Times New Roman" w:hAnsi="Segoe UI" w:cs="Segoe UI"/>
+          <w:sz w:val="21"/>
+          <w:szCs w:val="21"/>
+          <w:lang w:eastAsia="hu-HU"/>
+        </w:rPr>
+      </w:pPr>
+      <w:r>
+        <w:rPr>
+          <w:rFonts w:ascii="Segoe UI" w:eastAsia="Times New Roman" w:hAnsi="Segoe UI" w:cs="Segoe UI"/>
+          <w:sz w:val="21"/>
+          <w:szCs w:val="21"/>
+          <w:lang w:eastAsia="hu-HU"/>
+        </w:rPr>
+        <w:t>A középiskolás korosztály sok időt tölt a telefonján és a böngészőjében, de a könnyen elérhető játékok többsége gyors reflexre vagy szerencsére épül, nem gondolkodásra. A logikai és szövegértési képességet fejlesztő tartalmak jellemzően tankönyvi formában jelennek meg, amit a diákok nem szívesen nyitnak meg szabadidejükben. Így a két dolog — a szórakozás és a gondolkodtatás — ritkán találkozik egy felületen.</w:t>
+      </w:r>
+    </w:p>
+    <w:p>
+      <w:pPr>
+        <w:spacing w:before="100" w:beforeAutospacing="1" w:after="100" w:afterAutospacing="1" w:line="240" w:lineRule="auto"/>
+        <w:rPr>
+          <w:rFonts w:ascii="Segoe UI" w:eastAsia="Times New Roman" w:hAnsi="Segoe UI" w:cs="Segoe UI"/>
+          <w:sz w:val="21"/>
+          <w:szCs w:val="21"/>
+          <w:lang w:eastAsia="hu-HU"/>
+        </w:rPr>
+      </w:pPr>
+      <w:r>
+        <w:rPr>
+          <w:rFonts w:ascii="Segoe UI" w:eastAsia="Times New Roman" w:hAnsi="Segoe UI" w:cs="Segoe UI"/>
+          <w:b/>
+          <w:bCs/>
+          <w:sz w:val="21"/>
+          <w:szCs w:val="21"/>
+          <w:lang w:eastAsia="hu-HU"/>
+        </w:rPr>
+        <w:t>2.1. Konkrét megoldandó probléma</w:t>
+      </w:r>
+    </w:p>
+    <w:p>
+      <w:pPr>
+        <w:spacing w:before="100" w:beforeAutospacing="1" w:after="100" w:afterAutospacing="1" w:line="240" w:lineRule="auto"/>
+        <w:rPr>
+          <w:rFonts w:ascii="Segoe UI" w:eastAsia="Times New Roman" w:hAnsi="Segoe UI" w:cs="Segoe UI"/>
+          <w:sz w:val="21"/>
+          <w:szCs w:val="21"/>
+          <w:lang w:eastAsia="hu-HU"/>
+        </w:rPr>
+      </w:pPr>
+      <w:r>
+        <w:rPr>
+          <w:rFonts w:ascii="Segoe UI" w:eastAsia="Times New Roman" w:hAnsi="Segoe UI" w:cs="Segoe UI"/>
+          <w:sz w:val="21"/>
+          <w:szCs w:val="21"/>
+          <w:lang w:eastAsia="hu-HU"/>
+        </w:rPr>
+        <w:t>Készítsünk egy olyan webes játékot, amely a krimik hangulatával köti le a látogatót, közben viszont valódi következtetést kíván tőle: vallomásokat kell összevetnie, bizonyítékokat kell a megfelelő gyanúsítotthoz rendelnie, és a végén meg kell indokolnia a döntését. A játék telepítés</w:t>
+      </w:r>
+      <w:r>
+        <w:rPr>
+          <w:rFonts w:ascii="Segoe UI" w:eastAsia="Times New Roman" w:hAnsi="Segoe UI" w:cs="Segoe UI"/>
+          <w:sz w:val="21"/>
+          <w:szCs w:val="21"/>
+          <w:lang w:eastAsia="hu-HU"/>
+        </w:rPr>
+        <w:t xml:space="preserve"> </w:t>
+      </w:r>
+      <w:r>
+        <w:rPr>
+          <w:rFonts w:ascii="Segoe UI" w:eastAsia="Times New Roman" w:hAnsi="Segoe UI" w:cs="Segoe UI"/>
+          <w:sz w:val="21"/>
+          <w:szCs w:val="21"/>
+          <w:lang w:eastAsia="hu-HU"/>
+        </w:rPr>
+        <w:t>nélkül, egy böngészőből legyen elérhető.</w:t>
+      </w:r>
+    </w:p>
+    <w:p>
+      <w:pPr>
+        <w:spacing w:before="100" w:beforeAutospacing="1" w:after="100" w:afterAutospacing="1" w:line="240" w:lineRule="auto"/>
+        <w:rPr>
+          <w:rFonts w:ascii="Segoe UI" w:eastAsia="Times New Roman" w:hAnsi="Segoe UI" w:cs="Segoe UI"/>
+          <w:sz w:val="21"/>
+          <w:szCs w:val="21"/>
+          <w:lang w:eastAsia="hu-HU"/>
+        </w:rPr>
+      </w:pPr>
+      <w:r>
+        <w:rPr>
+          <w:rFonts w:ascii="Segoe UI" w:eastAsia="Times New Roman" w:hAnsi="Segoe UI" w:cs="Segoe UI"/>
+          <w:b/>
+          <w:bCs/>
+          <w:sz w:val="21"/>
+          <w:szCs w:val="21"/>
+          <w:lang w:eastAsia="hu-HU"/>
+        </w:rPr>
+        <w:t>3. A projekt célja</w:t>
+      </w:r>
+    </w:p>
+    <w:p>
+      <w:pPr>
+        <w:spacing w:before="100" w:beforeAutospacing="1" w:after="100" w:afterAutospacing="1" w:line="240" w:lineRule="auto"/>
+        <w:rPr>
+          <w:rFonts w:ascii="Segoe UI" w:eastAsia="Times New Roman" w:hAnsi="Segoe UI" w:cs="Segoe UI"/>
+          <w:sz w:val="21"/>
+          <w:szCs w:val="21"/>
+          <w:lang w:eastAsia="hu-HU"/>
+        </w:rPr>
+      </w:pPr>
+      <w:r>
+        <w:rPr>
+          <w:rFonts w:ascii="Segoe UI" w:eastAsia="Times New Roman" w:hAnsi="Segoe UI" w:cs="Segoe UI"/>
+          <w:sz w:val="21"/>
+          <w:szCs w:val="21"/>
+          <w:lang w:eastAsia="hu-HU"/>
+        </w:rPr>
+        <w:t>Reszponzív weboldal/játék készítése, amely megmutatja a célcsoportnak, hogy mennyire gondolkodtató lehet egy egyszerű webes játék.</w:t>
+      </w:r>
+    </w:p>
+    <w:p>
+      <w:pPr>
+        <w:spacing w:before="100" w:beforeAutospacing="1" w:after="100" w:afterAutospacing="1" w:line="240" w:lineRule="auto"/>
+        <w:rPr>
+          <w:rFonts w:ascii="Segoe UI" w:eastAsia="Times New Roman" w:hAnsi="Segoe UI" w:cs="Segoe UI"/>
+          <w:sz w:val="21"/>
+          <w:szCs w:val="21"/>
+          <w:lang w:eastAsia="hu-HU"/>
+        </w:rPr>
+      </w:pPr>
+      <w:r>
+        <w:rPr>
+          <w:rFonts w:ascii="Segoe UI" w:eastAsia="Times New Roman" w:hAnsi="Segoe UI" w:cs="Segoe UI"/>
+          <w:b/>
+          <w:bCs/>
+          <w:sz w:val="21"/>
+          <w:szCs w:val="21"/>
+          <w:lang w:eastAsia="hu-HU"/>
+        </w:rPr>
+        <w:t>4. Érintett felek</w:t>
+      </w:r>
+    </w:p>
+    <w:p>
+      <w:pPr>
         <w:numPr>
           <w:ilvl w:val="0"/>
-          <w:numId w:val="1"/>
+          <w:numId w:val="7"/>
         </w:numPr>
-        <w:ind w:left="426" w:hanging="426"/>
-        <w:rPr>
+        <w:spacing w:before="100" w:beforeAutospacing="1" w:after="100" w:afterAutospacing="1" w:line="240" w:lineRule="auto"/>
+        <w:rPr>
+          <w:rFonts w:ascii="Segoe UI" w:eastAsia="Times New Roman" w:hAnsi="Segoe UI" w:cs="Segoe UI"/>
+          <w:sz w:val="21"/>
+          <w:szCs w:val="21"/>
+          <w:lang w:eastAsia="hu-HU"/>
+        </w:rPr>
+      </w:pPr>
+      <w:r>
+        <w:rPr>
+          <w:rFonts w:ascii="Segoe UI" w:eastAsia="Times New Roman" w:hAnsi="Segoe UI" w:cs="Segoe UI"/>
           <w:b/>
-        </w:rPr>
-      </w:pPr>
-      <w:r>
-        <w:rPr>
-          <w:b/>
-        </w:rPr>
-        <w:t>Helyzetelemzés, háttér feltárása</w:t>
-      </w:r>
-    </w:p>
-    <w:p>
-      <w:pPr>
-        <w:pStyle w:val="Listaszerbekezds"/>
-        <w:ind w:left="426"/>
-        <w:rPr>
           <w:bCs/>
-        </w:rPr>
-      </w:pPr>
-      <w:r>
-        <w:rPr>
-          <w:bCs/>
-        </w:rPr>
-        <w:t>A W</w:t>
-      </w:r>
-      <w:r>
-        <w:rPr>
-          <w:bCs/>
-        </w:rPr>
-        <w:t>eben számtatalan j</w:t>
-      </w:r>
-    </w:p>
-    <w:p>
-      <w:pPr>
-        <w:jc w:val="both"/>
-      </w:pPr>
-      <w:r>
-        <w:t>A célcsoport erősségei:</w:t>
-      </w:r>
-    </w:p>
-    <w:p>
-      <w:pPr>
-        <w:pStyle w:val="Listaszerbekezds"/>
+          <w:sz w:val="21"/>
+          <w:szCs w:val="21"/>
+          <w:lang w:eastAsia="hu-HU"/>
+        </w:rPr>
+        <w:t>Leendő vevők:</w:t>
+      </w:r>
+      <w:r>
+        <w:rPr>
+          <w:rFonts w:ascii="Segoe UI" w:eastAsia="Times New Roman" w:hAnsi="Segoe UI" w:cs="Segoe UI"/>
+          <w:sz w:val="21"/>
+          <w:szCs w:val="21"/>
+          <w:lang w:eastAsia="hu-HU"/>
+        </w:rPr>
+        <w:t xml:space="preserve"> hosszabb távon </w:t>
+      </w:r>
+      <w:proofErr w:type="spellStart"/>
+      <w:r>
+        <w:rPr>
+          <w:rFonts w:ascii="Segoe UI" w:eastAsia="Times New Roman" w:hAnsi="Segoe UI" w:cs="Segoe UI"/>
+          <w:sz w:val="21"/>
+          <w:szCs w:val="21"/>
+          <w:lang w:eastAsia="hu-HU"/>
+        </w:rPr>
+        <w:t>mikrotranzakciókon</w:t>
+      </w:r>
+      <w:proofErr w:type="spellEnd"/>
+      <w:r>
+        <w:rPr>
+          <w:rFonts w:ascii="Segoe UI" w:eastAsia="Times New Roman" w:hAnsi="Segoe UI" w:cs="Segoe UI"/>
+          <w:sz w:val="21"/>
+          <w:szCs w:val="21"/>
+          <w:lang w:eastAsia="hu-HU"/>
+        </w:rPr>
+        <w:t xml:space="preserve"> keresztül szerezhetnek előnyöket a játékban (például további akták, extra nyomok, több idő egy körben). Ez egye</w:t>
+      </w:r>
+      <w:r>
+        <w:rPr>
+          <w:rFonts w:ascii="Segoe UI" w:eastAsia="Times New Roman" w:hAnsi="Segoe UI" w:cs="Segoe UI"/>
+          <w:sz w:val="21"/>
+          <w:szCs w:val="21"/>
+          <w:lang w:eastAsia="hu-HU"/>
+        </w:rPr>
+        <w:t>n</w:t>
+      </w:r>
+      <w:r>
+        <w:rPr>
+          <w:rFonts w:ascii="Segoe UI" w:eastAsia="Times New Roman" w:hAnsi="Segoe UI" w:cs="Segoe UI"/>
+          <w:sz w:val="21"/>
+          <w:szCs w:val="21"/>
+          <w:lang w:eastAsia="hu-HU"/>
+        </w:rPr>
+        <w:t>lőre terv, a jelenlegi verzió nem tartalmaz fizetési lehetőséget.</w:t>
+      </w:r>
+    </w:p>
+    <w:p>
+      <w:pPr>
         <w:numPr>
           <w:ilvl w:val="0"/>
-          <w:numId w:val="2"/>
+          <w:numId w:val="7"/>
         </w:numPr>
-      </w:pPr>
-      <w:r>
-        <w:t>Céltudatosság a buszokkal szembeni igényekkel</w:t>
-      </w:r>
-    </w:p>
-    <w:p>
-      <w:pPr>
-        <w:pStyle w:val="Listaszerbekezds"/>
+        <w:spacing w:before="100" w:beforeAutospacing="1" w:after="100" w:afterAutospacing="1" w:line="240" w:lineRule="auto"/>
+        <w:rPr>
+          <w:rFonts w:ascii="Segoe UI" w:eastAsia="Times New Roman" w:hAnsi="Segoe UI" w:cs="Segoe UI"/>
+          <w:sz w:val="21"/>
+          <w:szCs w:val="21"/>
+          <w:lang w:eastAsia="hu-HU"/>
+        </w:rPr>
+      </w:pPr>
+      <w:r>
+        <w:rPr>
+          <w:rFonts w:ascii="Segoe UI" w:eastAsia="Times New Roman" w:hAnsi="Segoe UI" w:cs="Segoe UI"/>
+          <w:b/>
+          <w:bCs/>
+          <w:sz w:val="21"/>
+          <w:szCs w:val="21"/>
+          <w:lang w:eastAsia="hu-HU"/>
+        </w:rPr>
+        <w:t>Látogatók:</w:t>
+      </w:r>
+      <w:r>
+        <w:rPr>
+          <w:rFonts w:ascii="Segoe UI" w:eastAsia="Times New Roman" w:hAnsi="Segoe UI" w:cs="Segoe UI"/>
+          <w:sz w:val="21"/>
+          <w:szCs w:val="21"/>
+          <w:lang w:eastAsia="hu-HU"/>
+        </w:rPr>
+        <w:t xml:space="preserve"> ingyenesen elérhetik és </w:t>
+      </w:r>
+      <w:proofErr w:type="spellStart"/>
+      <w:r>
+        <w:rPr>
+          <w:rFonts w:ascii="Segoe UI" w:eastAsia="Times New Roman" w:hAnsi="Segoe UI" w:cs="Segoe UI"/>
+          <w:sz w:val="21"/>
+          <w:szCs w:val="21"/>
+          <w:lang w:eastAsia="hu-HU"/>
+        </w:rPr>
+        <w:t>végigjátszhatják</w:t>
+      </w:r>
+      <w:proofErr w:type="spellEnd"/>
+      <w:r>
+        <w:rPr>
+          <w:rFonts w:ascii="Segoe UI" w:eastAsia="Times New Roman" w:hAnsi="Segoe UI" w:cs="Segoe UI"/>
+          <w:sz w:val="21"/>
+          <w:szCs w:val="21"/>
+          <w:lang w:eastAsia="hu-HU"/>
+        </w:rPr>
+        <w:t xml:space="preserve"> a detektíves játékot.</w:t>
+      </w:r>
+    </w:p>
+    <w:p>
+      <w:pPr>
         <w:numPr>
           <w:ilvl w:val="0"/>
-          <w:numId w:val="2"/>
+          <w:numId w:val="7"/>
         </w:numPr>
-      </w:pPr>
-      <w:r>
-        <w:t>jó idegen nyelvi ismeret</w:t>
-      </w:r>
-    </w:p>
-    <w:p>
-      <w:pPr>
-        <w:pStyle w:val="Listaszerbekezds"/>
+        <w:spacing w:before="100" w:beforeAutospacing="1" w:after="100" w:afterAutospacing="1" w:line="240" w:lineRule="auto"/>
+        <w:rPr>
+          <w:rFonts w:ascii="Segoe UI" w:eastAsia="Times New Roman" w:hAnsi="Segoe UI" w:cs="Segoe UI"/>
+          <w:sz w:val="21"/>
+          <w:szCs w:val="21"/>
+          <w:lang w:eastAsia="hu-HU"/>
+        </w:rPr>
+      </w:pPr>
+      <w:r>
+        <w:rPr>
+          <w:rFonts w:ascii="Segoe UI" w:eastAsia="Times New Roman" w:hAnsi="Segoe UI" w:cs="Segoe UI"/>
+          <w:b/>
+          <w:bCs/>
+          <w:sz w:val="21"/>
+          <w:szCs w:val="21"/>
+          <w:lang w:eastAsia="hu-HU"/>
+        </w:rPr>
+        <w:t>Iskola, szaktanárok:</w:t>
+      </w:r>
+      <w:r>
+        <w:rPr>
+          <w:rFonts w:ascii="Segoe UI" w:eastAsia="Times New Roman" w:hAnsi="Segoe UI" w:cs="Segoe UI"/>
+          <w:sz w:val="21"/>
+          <w:szCs w:val="21"/>
+          <w:lang w:eastAsia="hu-HU"/>
+        </w:rPr>
+        <w:t xml:space="preserve"> a játék szövegértési és logikai feladatként órán is felhasználható.</w:t>
+      </w:r>
+    </w:p>
+    <w:p>
+      <w:pPr>
+        <w:spacing w:before="100" w:beforeAutospacing="1" w:after="100" w:afterAutospacing="1" w:line="240" w:lineRule="auto"/>
+        <w:rPr>
+          <w:rFonts w:ascii="Segoe UI" w:eastAsia="Times New Roman" w:hAnsi="Segoe UI" w:cs="Segoe UI"/>
+          <w:sz w:val="21"/>
+          <w:szCs w:val="21"/>
+          <w:lang w:eastAsia="hu-HU"/>
+        </w:rPr>
+      </w:pPr>
+      <w:r>
+        <w:rPr>
+          <w:rFonts w:ascii="Segoe UI" w:eastAsia="Times New Roman" w:hAnsi="Segoe UI" w:cs="Segoe UI"/>
+          <w:b/>
+          <w:bCs/>
+          <w:sz w:val="21"/>
+          <w:szCs w:val="21"/>
+          <w:lang w:eastAsia="hu-HU"/>
+        </w:rPr>
+        <w:t>5. Beadandó projektfeladatok</w:t>
+      </w:r>
+    </w:p>
+    <w:p>
+      <w:pPr>
         <w:numPr>
           <w:ilvl w:val="0"/>
-          <w:numId w:val="2"/>
+          <w:numId w:val="8"/>
         </w:numPr>
-      </w:pPr>
-      <w:r>
-        <w:t>jó digitális készség</w:t>
-      </w:r>
-    </w:p>
-    <w:p>
-      <w:pPr>
-        <w:pStyle w:val="Listaszerbekezds"/>
-      </w:pPr>
-    </w:p>
-    <w:p>
-      <w:r>
-        <w:t>A célcsoport gyengeségei:</w:t>
-      </w:r>
-    </w:p>
-    <w:p>
-      <w:pPr>
-        <w:pStyle w:val="Listaszerbekezds"/>
+        <w:spacing w:before="100" w:beforeAutospacing="1" w:after="100" w:afterAutospacing="1" w:line="240" w:lineRule="auto"/>
+        <w:rPr>
+          <w:rFonts w:ascii="Segoe UI" w:eastAsia="Times New Roman" w:hAnsi="Segoe UI" w:cs="Segoe UI"/>
+          <w:sz w:val="21"/>
+          <w:szCs w:val="21"/>
+          <w:lang w:eastAsia="hu-HU"/>
+        </w:rPr>
+      </w:pPr>
+      <w:r>
+        <w:rPr>
+          <w:rFonts w:ascii="Segoe UI" w:eastAsia="Times New Roman" w:hAnsi="Segoe UI" w:cs="Segoe UI"/>
+          <w:sz w:val="21"/>
+          <w:szCs w:val="21"/>
+          <w:lang w:eastAsia="hu-HU"/>
+        </w:rPr>
+        <w:t>5.1. Weboldal (aktaközpont + aktaoldalak, közös stíluslap)</w:t>
+      </w:r>
+    </w:p>
+    <w:p>
+      <w:pPr>
         <w:numPr>
           <w:ilvl w:val="0"/>
-          <w:numId w:val="2"/>
+          <w:numId w:val="8"/>
         </w:numPr>
-      </w:pPr>
-      <w:r>
-        <w:t>anyagi lehetőségeik korlátozott</w:t>
-      </w:r>
-    </w:p>
-    <w:p>
-      <w:pPr>
-        <w:pStyle w:val="Listaszerbekezds"/>
+        <w:spacing w:before="100" w:beforeAutospacing="1" w:after="100" w:afterAutospacing="1" w:line="240" w:lineRule="auto"/>
+        <w:rPr>
+          <w:rFonts w:ascii="Segoe UI" w:eastAsia="Times New Roman" w:hAnsi="Segoe UI" w:cs="Segoe UI"/>
+          <w:sz w:val="21"/>
+          <w:szCs w:val="21"/>
+          <w:lang w:eastAsia="hu-HU"/>
+        </w:rPr>
+      </w:pPr>
+      <w:r>
+        <w:rPr>
+          <w:rFonts w:ascii="Segoe UI" w:eastAsia="Times New Roman" w:hAnsi="Segoe UI" w:cs="Segoe UI"/>
+          <w:sz w:val="21"/>
+          <w:szCs w:val="21"/>
+          <w:lang w:eastAsia="hu-HU"/>
+        </w:rPr>
+        <w:t>5.2. A projekt leírása, dokumentálása</w:t>
+      </w:r>
+    </w:p>
+    <w:p>
+      <w:pPr>
+        <w:spacing w:before="100" w:beforeAutospacing="1" w:after="100" w:afterAutospacing="1" w:line="240" w:lineRule="auto"/>
+        <w:rPr>
+          <w:rFonts w:ascii="Segoe UI" w:eastAsia="Times New Roman" w:hAnsi="Segoe UI" w:cs="Segoe UI"/>
+          <w:sz w:val="21"/>
+          <w:szCs w:val="21"/>
+          <w:lang w:eastAsia="hu-HU"/>
+        </w:rPr>
+      </w:pPr>
+    </w:p>
+    <w:p>
+      <w:pPr>
+        <w:spacing w:before="100" w:beforeAutospacing="1" w:after="100" w:afterAutospacing="1" w:line="240" w:lineRule="auto"/>
+        <w:rPr>
+          <w:rFonts w:ascii="Segoe UI" w:eastAsia="Times New Roman" w:hAnsi="Segoe UI" w:cs="Segoe UI"/>
+          <w:sz w:val="21"/>
+          <w:szCs w:val="21"/>
+          <w:lang w:eastAsia="hu-HU"/>
+        </w:rPr>
+      </w:pPr>
+    </w:p>
+    <w:p>
+      <w:pPr>
+        <w:spacing w:before="100" w:beforeAutospacing="1" w:after="100" w:afterAutospacing="1" w:line="240" w:lineRule="auto"/>
+        <w:rPr>
+          <w:rFonts w:ascii="Segoe UI" w:eastAsia="Times New Roman" w:hAnsi="Segoe UI" w:cs="Segoe UI"/>
+          <w:sz w:val="21"/>
+          <w:szCs w:val="21"/>
+          <w:lang w:eastAsia="hu-HU"/>
+        </w:rPr>
+      </w:pPr>
+    </w:p>
+    <w:p>
+      <w:pPr>
+        <w:spacing w:before="100" w:beforeAutospacing="1" w:after="100" w:afterAutospacing="1" w:line="240" w:lineRule="auto"/>
+        <w:rPr>
+          <w:rFonts w:ascii="Segoe UI" w:eastAsia="Times New Roman" w:hAnsi="Segoe UI" w:cs="Segoe UI"/>
+          <w:sz w:val="21"/>
+          <w:szCs w:val="21"/>
+          <w:lang w:eastAsia="hu-HU"/>
+        </w:rPr>
+      </w:pPr>
+      <w:r>
+        <w:rPr>
+          <w:rFonts w:ascii="Segoe UI" w:eastAsia="Times New Roman" w:hAnsi="Segoe UI" w:cs="Segoe UI"/>
+          <w:b/>
+          <w:bCs/>
+          <w:sz w:val="21"/>
+          <w:szCs w:val="21"/>
+          <w:lang w:eastAsia="hu-HU"/>
+        </w:rPr>
+        <w:lastRenderedPageBreak/>
+        <w:t>6. A projekt megoldásának ütemterve</w:t>
+      </w:r>
+    </w:p>
+    <w:p>
+      <w:pPr>
+        <w:spacing w:before="100" w:beforeAutospacing="1" w:after="100" w:afterAutospacing="1" w:line="240" w:lineRule="auto"/>
+        <w:rPr>
+          <w:rFonts w:ascii="Segoe UI" w:eastAsia="Times New Roman" w:hAnsi="Segoe UI" w:cs="Segoe UI"/>
+          <w:sz w:val="21"/>
+          <w:szCs w:val="21"/>
+          <w:lang w:eastAsia="hu-HU"/>
+        </w:rPr>
+      </w:pPr>
+      <w:r>
+        <w:rPr>
+          <w:rFonts w:ascii="Segoe UI" w:eastAsia="Times New Roman" w:hAnsi="Segoe UI" w:cs="Segoe UI"/>
+          <w:sz w:val="21"/>
+          <w:szCs w:val="21"/>
+          <w:lang w:eastAsia="hu-HU"/>
+        </w:rPr>
+        <w:t>Tervezés — a projekt kezdete: 2026. 09. 28.</w:t>
+      </w:r>
+    </w:p>
+    <w:p>
+      <w:pPr>
+        <w:spacing w:before="100" w:beforeAutospacing="1" w:after="100" w:afterAutospacing="1" w:line="240" w:lineRule="auto"/>
+        <w:rPr>
+          <w:rFonts w:ascii="Segoe UI" w:eastAsia="Times New Roman" w:hAnsi="Segoe UI" w:cs="Segoe UI"/>
+          <w:sz w:val="21"/>
+          <w:szCs w:val="21"/>
+          <w:lang w:eastAsia="hu-HU"/>
+        </w:rPr>
+      </w:pPr>
+      <w:r>
+        <w:rPr>
+          <w:rFonts w:ascii="Segoe UI" w:eastAsia="Times New Roman" w:hAnsi="Segoe UI" w:cs="Segoe UI"/>
+          <w:sz w:val="21"/>
+          <w:szCs w:val="21"/>
+          <w:lang w:eastAsia="hu-HU"/>
+        </w:rPr>
+        <w:t>Megvalósítás:</w:t>
+      </w:r>
+    </w:p>
+    <w:p>
+      <w:pPr>
+        <w:spacing w:before="100" w:beforeAutospacing="1" w:after="100" w:afterAutospacing="1" w:line="240" w:lineRule="auto"/>
+        <w:rPr>
+          <w:rFonts w:ascii="Segoe UI" w:eastAsia="Times New Roman" w:hAnsi="Segoe UI" w:cs="Segoe UI"/>
+          <w:sz w:val="21"/>
+          <w:szCs w:val="21"/>
+          <w:lang w:eastAsia="hu-HU"/>
+        </w:rPr>
+      </w:pPr>
+      <w:r>
+        <w:rPr>
+          <w:rFonts w:ascii="Segoe UI" w:eastAsia="Times New Roman" w:hAnsi="Segoe UI" w:cs="Segoe UI"/>
+          <w:sz w:val="21"/>
+          <w:szCs w:val="21"/>
+          <w:lang w:eastAsia="hu-HU"/>
+        </w:rPr>
+        <w:t>2026.09.29 – Tervezés</w:t>
+      </w:r>
+    </w:p>
+    <w:p>
+      <w:pPr>
+        <w:spacing w:before="100" w:beforeAutospacing="1" w:after="100" w:afterAutospacing="1" w:line="240" w:lineRule="auto"/>
+        <w:rPr>
+          <w:rFonts w:ascii="Segoe UI" w:eastAsia="Times New Roman" w:hAnsi="Segoe UI" w:cs="Segoe UI"/>
+          <w:sz w:val="21"/>
+          <w:szCs w:val="21"/>
+          <w:lang w:eastAsia="hu-HU"/>
+        </w:rPr>
+      </w:pPr>
+    </w:p>
+    <w:p>
+      <w:pPr>
+        <w:spacing w:before="100" w:beforeAutospacing="1" w:after="100" w:afterAutospacing="1" w:line="240" w:lineRule="auto"/>
+        <w:rPr>
+          <w:rFonts w:ascii="Segoe UI" w:eastAsia="Times New Roman" w:hAnsi="Segoe UI" w:cs="Segoe UI"/>
+          <w:sz w:val="21"/>
+          <w:szCs w:val="21"/>
+          <w:lang w:eastAsia="hu-HU"/>
+        </w:rPr>
+      </w:pPr>
+      <w:r>
+        <w:rPr>
+          <w:rFonts w:ascii="Segoe UI" w:eastAsia="Times New Roman" w:hAnsi="Segoe UI" w:cs="Segoe UI"/>
+          <w:b/>
+          <w:bCs/>
+          <w:sz w:val="21"/>
+          <w:szCs w:val="21"/>
+          <w:lang w:eastAsia="hu-HU"/>
+        </w:rPr>
+        <w:t>7. A projektmunka szereplői</w:t>
+      </w:r>
+    </w:p>
+    <w:p>
+      <w:pPr>
         <w:numPr>
           <w:ilvl w:val="0"/>
-          <w:numId w:val="2"/>
+          <w:numId w:val="9"/>
         </w:numPr>
-      </w:pPr>
-      <w:r>
-        <w:t>nem rendelkeznek nagy tudással a buszok tulajdonságainak ismeretében</w:t>
-      </w:r>
-    </w:p>
-    <w:p>
-      <w:r>
-        <w:t>A célcsoport lehetőségei:</w:t>
-      </w:r>
-    </w:p>
-    <w:p>
-      <w:pPr>
-        <w:pStyle w:val="Listaszerbekezds"/>
+        <w:spacing w:before="100" w:beforeAutospacing="1" w:after="100" w:afterAutospacing="1" w:line="240" w:lineRule="auto"/>
+        <w:rPr>
+          <w:rFonts w:ascii="Segoe UI" w:eastAsia="Times New Roman" w:hAnsi="Segoe UI" w:cs="Segoe UI"/>
+          <w:sz w:val="21"/>
+          <w:szCs w:val="21"/>
+          <w:lang w:eastAsia="hu-HU"/>
+        </w:rPr>
+      </w:pPr>
+      <w:r>
+        <w:rPr>
+          <w:rFonts w:ascii="Segoe UI" w:eastAsia="Times New Roman" w:hAnsi="Segoe UI" w:cs="Segoe UI"/>
+          <w:sz w:val="21"/>
+          <w:szCs w:val="21"/>
+          <w:lang w:eastAsia="hu-HU"/>
+        </w:rPr>
+        <w:t>7.1. Projektmenedzser: Karsai Ákos</w:t>
+      </w:r>
+    </w:p>
+    <w:p>
+      <w:pPr>
         <w:numPr>
           <w:ilvl w:val="0"/>
-          <w:numId w:val="2"/>
+          <w:numId w:val="9"/>
         </w:numPr>
-      </w:pPr>
-      <w:r>
-        <w:t>pályázatok</w:t>
-      </w:r>
-    </w:p>
-    <w:p>
-      <w:pPr>
-        <w:pStyle w:val="Listaszerbekezds"/>
-        <w:numPr>
-          <w:ilvl w:val="0"/>
-          <w:numId w:val="2"/>
-        </w:numPr>
-      </w:pPr>
-      <w:r>
-        <w:t>banki hitelek</w:t>
-      </w:r>
-    </w:p>
-    <w:p>
-      <w:r>
-        <w:t>A célcsoport veszélyei:</w:t>
-      </w:r>
-    </w:p>
-    <w:p>
-      <w:pPr>
-        <w:pStyle w:val="Listaszerbekezds"/>
-        <w:numPr>
-          <w:ilvl w:val="0"/>
-          <w:numId w:val="2"/>
-        </w:numPr>
-        <w:spacing w:after="480"/>
-        <w:ind w:left="714" w:hanging="357"/>
-      </w:pPr>
-      <w:r>
-        <w:t>külföldi versenytársak</w:t>
-      </w:r>
-    </w:p>
-    <w:p>
-      <w:pPr>
-        <w:pStyle w:val="Listaszerbekezds"/>
-        <w:numPr>
-          <w:ilvl w:val="0"/>
-          <w:numId w:val="2"/>
-        </w:numPr>
-        <w:spacing w:after="480"/>
-        <w:ind w:left="714" w:hanging="357"/>
-      </w:pPr>
-      <w:r>
-        <w:t>belföldi versenytársak</w:t>
-      </w:r>
-    </w:p>
-    <w:p>
-      <w:pPr>
-        <w:rPr>
-          <w:b/>
-        </w:rPr>
-      </w:pPr>
-      <w:r>
-        <w:rPr>
-          <w:b/>
-        </w:rPr>
-        <w:t>2. Általánosan körül írt probléma</w:t>
-      </w:r>
-    </w:p>
-    <w:p>
-      <w:r>
-        <w:t>Eger és Környékén sok az elav</w:t>
-      </w:r>
-      <w:r>
-        <w:t>u</w:t>
-      </w:r>
-      <w:r>
-        <w:t xml:space="preserve">lt busz, sok busz már 30-40-50 éves éppen ezért ezeknek már nem kellene róniuk a sztrádákat. </w:t>
-      </w:r>
-      <w:r>
-        <w:t>Leendő buszt vásárló cégek nehezen találkoznak olyan magyar céggel, akik használt buszokat értékesítenek, különböző jellemzőkkel, paraméterekkel.</w:t>
-      </w:r>
-    </w:p>
-    <w:p>
-      <w:pPr>
-        <w:rPr>
-          <w:b/>
-        </w:rPr>
-      </w:pPr>
-    </w:p>
-    <w:p>
-      <w:r>
-        <w:t>2.1. Konkrét megoldandó probléma</w:t>
-      </w:r>
-    </w:p>
-    <w:p>
-      <w:r>
-        <w:t>Hozzunk létre, egy olyan vállalkozást, amely segíti az eladót abban, hogy könnyen megtalálják a leendő vásárlók. Ennek a vállalkozásnak készítsünk egy weboldalt.</w:t>
-      </w:r>
-    </w:p>
-    <w:p>
-      <w:pPr>
-        <w:rPr>
-          <w:b/>
-        </w:rPr>
-      </w:pPr>
-      <w:r>
-        <w:rPr>
-          <w:b/>
-        </w:rPr>
-        <w:t xml:space="preserve">3.Projekt célja </w:t>
-      </w:r>
-    </w:p>
-    <w:p>
-      <w:pPr>
-        <w:spacing w:after="480"/>
-        <w:jc w:val="both"/>
-      </w:pPr>
-      <w:r>
-        <w:t>Reszponzív weboldal</w:t>
-      </w:r>
-      <w:r>
-        <w:t>/játék</w:t>
-      </w:r>
-      <w:r>
-        <w:t xml:space="preserve"> készítése, amely megmutatja a célcsoportnak,</w:t>
-      </w:r>
-      <w:r>
-        <w:t xml:space="preserve"> hogy mennyire </w:t>
-      </w:r>
-      <w:r>
-        <w:t>gondolkodtató lehet egy egyszerű Webes Játék.</w:t>
-      </w:r>
-    </w:p>
-    <w:p>
-      <w:pPr>
-        <w:rPr>
-          <w:b/>
-          <w:bCs/>
-        </w:rPr>
-      </w:pPr>
-      <w:r>
-        <w:rPr>
-          <w:b/>
-          <w:bCs/>
-        </w:rPr>
-        <w:t>4</w:t>
-      </w:r>
-      <w:r>
-        <w:rPr>
-          <w:b/>
-          <w:bCs/>
-        </w:rPr>
-        <w:t>.Érintett felek</w:t>
-      </w:r>
-    </w:p>
-    <w:p>
-      <w:pPr>
-        <w:rPr>
-          <w:b/>
-          <w:bCs/>
-        </w:rPr>
-      </w:pPr>
-      <w:r>
-        <w:rPr>
-          <w:b/>
-          <w:bCs/>
-        </w:rPr>
-        <w:t>Vállalkozás</w:t>
-      </w:r>
-      <w:r>
-        <w:rPr>
-          <w:b/>
-          <w:bCs/>
-        </w:rPr>
-        <w:t>: -</w:t>
-      </w:r>
-    </w:p>
-    <w:p>
-      <w:pPr>
-        <w:rPr>
-          <w:b/>
-          <w:bCs/>
-        </w:rPr>
-      </w:pPr>
-      <w:r>
-        <w:rPr>
-          <w:b/>
-          <w:bCs/>
-        </w:rPr>
-        <w:t>Leendő v</w:t>
-      </w:r>
-      <w:r>
-        <w:rPr>
-          <w:b/>
-          <w:bCs/>
-        </w:rPr>
-        <w:t xml:space="preserve">evők/látogatók: </w:t>
-      </w:r>
-      <w:r>
-        <w:t>A vevők főleg Mikrotranzakciókon keresztül szerezhetnek előnyöket a      Játékban. A látogatók pedig ingyenesen látogathatják és Játszhatják a Detektíves játékot</w:t>
-      </w:r>
-    </w:p>
-    <w:p>
-      <w:pPr>
-        <w:jc w:val="both"/>
-        <w:rPr>
-          <w:b/>
-          <w:bCs/>
-        </w:rPr>
-      </w:pPr>
-      <w:r>
-        <w:rPr>
-          <w:b/>
-          <w:bCs/>
-        </w:rPr>
-        <w:t>5</w:t>
-      </w:r>
-      <w:r>
-        <w:rPr>
-          <w:b/>
-          <w:bCs/>
-        </w:rPr>
-        <w:t>. Beadandó projektfeladatok</w:t>
-      </w:r>
-    </w:p>
-    <w:p>
-      <w:pPr>
-        <w:ind w:left="708"/>
-        <w:jc w:val="both"/>
-      </w:pPr>
-      <w:r>
-        <w:t>5</w:t>
-      </w:r>
-      <w:r>
-        <w:t>.1. Weboldal</w:t>
-      </w:r>
-    </w:p>
-    <w:p>
-      <w:pPr>
-        <w:ind w:left="708"/>
-        <w:jc w:val="both"/>
-      </w:pPr>
-      <w:r>
-        <w:t>5</w:t>
-      </w:r>
-      <w:r>
-        <w:t>.2. Projekt leírása, dokumentálása</w:t>
-      </w:r>
-    </w:p>
-    <w:p>
-      <w:pPr>
-        <w:ind w:left="708"/>
-        <w:jc w:val="both"/>
-      </w:pPr>
-    </w:p>
-    <w:p>
-      <w:pPr>
-        <w:jc w:val="both"/>
-        <w:rPr>
-          <w:b/>
-          <w:bCs/>
-        </w:rPr>
-      </w:pPr>
-      <w:r>
-        <w:rPr>
-          <w:b/>
-          <w:bCs/>
-        </w:rPr>
-        <w:t>6</w:t>
-      </w:r>
-      <w:r>
-        <w:rPr>
-          <w:b/>
-          <w:bCs/>
-        </w:rPr>
-        <w:t>. Projekt megoldásának ütemterve</w:t>
-      </w:r>
-    </w:p>
-    <w:p>
-      <w:pPr>
-        <w:jc w:val="both"/>
-      </w:pPr>
-      <w:r>
-        <w:t>Tervezés</w:t>
-      </w:r>
-    </w:p>
-    <w:p>
-      <w:pPr>
-        <w:ind w:left="360"/>
-        <w:jc w:val="both"/>
-      </w:pPr>
-      <w:r>
-        <w:t>A projekt kezdete: 2026.</w:t>
-      </w:r>
-      <w:r>
-        <w:t>09.28</w:t>
-      </w:r>
-    </w:p>
-    <w:p>
-      <w:pPr>
-        <w:ind w:left="360"/>
-        <w:jc w:val="both"/>
-      </w:pPr>
-      <w:r>
-        <w:t>Megvalósítás</w:t>
-      </w:r>
-    </w:p>
-    <w:p>
-      <w:pPr>
-        <w:ind w:left="360"/>
-        <w:jc w:val="both"/>
-      </w:pPr>
-      <w:r>
-        <w:t>2026.03.23 Béta Weboldal</w:t>
-      </w:r>
-    </w:p>
-    <w:p>
-      <w:pPr>
-        <w:ind w:left="360"/>
-        <w:jc w:val="both"/>
-      </w:pPr>
-      <w:r>
-        <w:t>2026.04.13 Adatgyűjtés</w:t>
-      </w:r>
-    </w:p>
-    <w:p>
-      <w:pPr>
-        <w:ind w:left="360"/>
-        <w:jc w:val="both"/>
-      </w:pPr>
-      <w:r>
-        <w:t>2026.04.19 Leprogramozott Főoldal kész verzió</w:t>
-      </w:r>
-    </w:p>
-    <w:p>
-      <w:pPr>
-        <w:ind w:left="360"/>
-        <w:jc w:val="both"/>
-      </w:pPr>
-      <w:r>
-        <w:t>2026.04.25 Dízelbusz mellékoldal kész verzió</w:t>
-      </w:r>
-    </w:p>
-    <w:p>
-      <w:pPr>
-        <w:ind w:left="360"/>
-        <w:jc w:val="both"/>
-      </w:pPr>
-      <w:r>
-        <w:t>2026.05.02 Elektromosbusz mellékoldal kész verzió</w:t>
-      </w:r>
-    </w:p>
-    <w:p>
-      <w:pPr>
-        <w:ind w:left="360"/>
-        <w:jc w:val="both"/>
-      </w:pPr>
-      <w:r>
-        <w:t>2026.05.11 Összefűzés, Összegzés</w:t>
-      </w:r>
-    </w:p>
-    <w:p>
-      <w:pPr>
-        <w:ind w:left="708"/>
-        <w:jc w:val="both"/>
-      </w:pPr>
-    </w:p>
-    <w:p>
-      <w:pPr>
-        <w:jc w:val="both"/>
-      </w:pPr>
-    </w:p>
-    <w:p>
-      <w:pPr>
-        <w:jc w:val="both"/>
-      </w:pPr>
-    </w:p>
-    <w:p>
-      <w:pPr>
-        <w:jc w:val="both"/>
-      </w:pPr>
-    </w:p>
-    <w:p>
-      <w:pPr>
-        <w:jc w:val="both"/>
-        <w:rPr>
-          <w:b/>
-          <w:bCs/>
-        </w:rPr>
-      </w:pPr>
-      <w:r>
-        <w:rPr>
-          <w:b/>
-          <w:bCs/>
-        </w:rPr>
-        <w:t>7.</w:t>
-      </w:r>
-      <w:r>
-        <w:rPr>
-          <w:b/>
-          <w:bCs/>
-        </w:rPr>
-        <w:t xml:space="preserve"> Projekt munka szereplői</w:t>
-      </w:r>
-    </w:p>
-    <w:p>
-      <w:pPr>
-        <w:ind w:left="708"/>
-        <w:jc w:val="both"/>
-      </w:pPr>
-      <w:r>
-        <w:t>7</w:t>
-      </w:r>
-      <w:r>
-        <w:t>.</w:t>
-      </w:r>
-      <w:r>
-        <w:t>1</w:t>
-      </w:r>
-      <w:r>
-        <w:t xml:space="preserve"> Projekt </w:t>
-      </w:r>
-      <w:r>
-        <w:t>menedzser</w:t>
-      </w:r>
-      <w:r>
-        <w:t>:</w:t>
-      </w:r>
-      <w:r>
-        <w:t xml:space="preserve"> Karsai Ákos</w:t>
-      </w:r>
-    </w:p>
-    <w:p>
-      <w:pPr>
-        <w:ind w:left="708"/>
-        <w:jc w:val="both"/>
-      </w:pPr>
-      <w:r>
-        <w:t>7</w:t>
-      </w:r>
-      <w:r>
-        <w:t>.</w:t>
-      </w:r>
-      <w:r>
-        <w:t>2</w:t>
-      </w:r>
-      <w:r>
-        <w:t>. Projekt tagok:</w:t>
-      </w:r>
-    </w:p>
-    <w:p>
-      <w:pPr>
-        <w:ind w:left="708"/>
-        <w:jc w:val="both"/>
-      </w:pPr>
-      <w:r>
-        <w:t>-</w:t>
-      </w:r>
-      <w:r>
-        <w:t>Gomány Hunor</w:t>
-      </w:r>
-    </w:p>
-    <w:p>
-      <w:pPr>
-        <w:ind w:left="708"/>
-        <w:jc w:val="both"/>
-      </w:pPr>
-    </w:p>
-    <w:p>
-      <w:pPr>
-        <w:ind w:left="708"/>
-        <w:jc w:val="both"/>
-      </w:pPr>
-    </w:p>
-    <w:p>
-      <w:pPr>
-        <w:jc w:val="both"/>
-      </w:pPr>
-      <w:r>
-        <w:t>Eger, 202</w:t>
-      </w:r>
-      <w:r>
-        <w:t>6</w:t>
-      </w:r>
-      <w:r>
-        <w:t>. 0</w:t>
-      </w:r>
-      <w:r>
-        <w:t>5</w:t>
-      </w:r>
-      <w:r>
-        <w:t xml:space="preserve">. </w:t>
-      </w:r>
-      <w:r>
-        <w:t>1</w:t>
-      </w:r>
-      <w:r>
-        <w:t>1.</w:t>
-      </w:r>
-    </w:p>
-    <w:p>
-      <w:pPr>
-        <w:jc w:val="both"/>
-      </w:pPr>
-    </w:p>
-    <w:p>
-      <w:pPr>
-        <w:jc w:val="both"/>
-      </w:pPr>
+        <w:spacing w:before="100" w:beforeAutospacing="1" w:after="100" w:afterAutospacing="1" w:line="240" w:lineRule="auto"/>
+        <w:rPr>
+          <w:rFonts w:ascii="Segoe UI" w:eastAsia="Times New Roman" w:hAnsi="Segoe UI" w:cs="Segoe UI"/>
+          <w:sz w:val="21"/>
+          <w:szCs w:val="21"/>
+          <w:lang w:eastAsia="hu-HU"/>
+        </w:rPr>
+      </w:pPr>
+      <w:r>
+        <w:rPr>
+          <w:rFonts w:ascii="Segoe UI" w:eastAsia="Times New Roman" w:hAnsi="Segoe UI" w:cs="Segoe UI"/>
+          <w:sz w:val="21"/>
+          <w:szCs w:val="21"/>
+          <w:lang w:eastAsia="hu-HU"/>
+        </w:rPr>
+        <w:t xml:space="preserve">7.2. Projekttagok: </w:t>
+      </w:r>
+      <w:proofErr w:type="spellStart"/>
+      <w:r>
+        <w:rPr>
+          <w:rFonts w:ascii="Segoe UI" w:eastAsia="Times New Roman" w:hAnsi="Segoe UI" w:cs="Segoe UI"/>
+          <w:sz w:val="21"/>
+          <w:szCs w:val="21"/>
+          <w:lang w:eastAsia="hu-HU"/>
+        </w:rPr>
+        <w:t>Gomány</w:t>
+      </w:r>
+      <w:proofErr w:type="spellEnd"/>
+      <w:r>
+        <w:rPr>
+          <w:rFonts w:ascii="Segoe UI" w:eastAsia="Times New Roman" w:hAnsi="Segoe UI" w:cs="Segoe UI"/>
+          <w:sz w:val="21"/>
+          <w:szCs w:val="21"/>
+          <w:lang w:eastAsia="hu-HU"/>
+        </w:rPr>
+        <w:t xml:space="preserve"> Hunor</w:t>
+      </w:r>
+    </w:p>
+    <w:p>
+      <w:pPr>
+        <w:spacing w:before="100" w:beforeAutospacing="1" w:after="100" w:afterAutospacing="1" w:line="240" w:lineRule="auto"/>
+        <w:rPr>
+          <w:rFonts w:ascii="Segoe UI" w:eastAsia="Times New Roman" w:hAnsi="Segoe UI" w:cs="Segoe UI"/>
+          <w:sz w:val="21"/>
+          <w:szCs w:val="21"/>
+          <w:lang w:eastAsia="hu-HU"/>
+        </w:rPr>
+      </w:pPr>
+      <w:r>
+        <w:rPr>
+          <w:rFonts w:ascii="Segoe UI" w:eastAsia="Times New Roman" w:hAnsi="Segoe UI" w:cs="Segoe UI"/>
+          <w:sz w:val="21"/>
+          <w:szCs w:val="21"/>
+          <w:lang w:eastAsia="hu-HU"/>
+        </w:rPr>
+        <w:t>Eger, 2026. 10. 27.</w:t>
+      </w:r>
+    </w:p>
+    <w:p>
+      <w:pPr>
+        <w:spacing w:before="100" w:beforeAutospacing="1" w:after="100" w:afterAutospacing="1" w:line="240" w:lineRule="auto"/>
+        <w:rPr>
+          <w:rFonts w:ascii="Segoe UI" w:eastAsia="Times New Roman" w:hAnsi="Segoe UI" w:cs="Segoe UI"/>
+          <w:sz w:val="21"/>
+          <w:szCs w:val="21"/>
+          <w:lang w:eastAsia="hu-HU"/>
+        </w:rPr>
+      </w:pPr>
+      <w:r>
+        <w:rPr>
+          <w:rFonts w:ascii="Segoe UI" w:eastAsia="Times New Roman" w:hAnsi="Segoe UI" w:cs="Segoe UI"/>
+          <w:sz w:val="21"/>
+          <w:szCs w:val="21"/>
+          <w:lang w:eastAsia="hu-HU"/>
+        </w:rPr>
+        <w:t>Karsai Ákos</w:t>
+      </w:r>
+      <w:r>
+        <w:rPr>
+          <w:rFonts w:ascii="Segoe UI" w:eastAsia="Times New Roman" w:hAnsi="Segoe UI" w:cs="Segoe UI"/>
+          <w:sz w:val="21"/>
+          <w:szCs w:val="21"/>
+          <w:lang w:eastAsia="hu-HU"/>
+        </w:rPr>
+        <w:br/>
+        <w:t>projektmenedzser</w:t>
+      </w:r>
+    </w:p>
+    <w:p>
+      <w:pPr>
+        <w:spacing w:before="100" w:beforeAutospacing="1" w:after="100" w:afterAutospacing="1" w:line="240" w:lineRule="auto"/>
+        <w:rPr>
+          <w:rFonts w:ascii="Segoe UI" w:eastAsia="Times New Roman" w:hAnsi="Segoe UI" w:cs="Segoe UI"/>
+          <w:sz w:val="21"/>
+          <w:szCs w:val="21"/>
+          <w:lang w:eastAsia="hu-HU"/>
+        </w:rPr>
+      </w:pPr>
+    </w:p>
+    <w:p>
+      <w:pPr>
+        <w:spacing w:before="100" w:beforeAutospacing="1" w:after="100" w:afterAutospacing="1" w:line="240" w:lineRule="auto"/>
+        <w:rPr>
+          <w:rFonts w:ascii="Segoe UI" w:eastAsia="Times New Roman" w:hAnsi="Segoe UI" w:cs="Segoe UI"/>
+          <w:sz w:val="21"/>
+          <w:szCs w:val="21"/>
+          <w:lang w:eastAsia="hu-HU"/>
+        </w:rPr>
+      </w:pPr>
+      <w:r>
+        <w:rPr>
+          <w:rFonts w:ascii="Segoe UI" w:eastAsia="Times New Roman" w:hAnsi="Segoe UI" w:cs="Segoe UI"/>
+          <w:sz w:val="21"/>
+          <w:szCs w:val="21"/>
+          <w:lang w:eastAsia="hu-HU"/>
+        </w:rPr>
+        <w:t>………………………………………………………………………..</w:t>
+      </w:r>
     </w:p>
     <w:p>
       <w:pPr>
@@ -644,47 +770,15 @@
           <w:tab w:val="left" w:pos="3969"/>
         </w:tabs>
         <w:jc w:val="both"/>
-        <w:rPr>
-          <w:u w:val="dotted"/>
-        </w:rPr>
-      </w:pPr>
-      <w:r>
-        <w:tab/>
-      </w:r>
-      <w:r>
-        <w:rPr>
-          <w:u w:val="dotted"/>
-        </w:rPr>
-        <w:tab/>
-      </w:r>
-    </w:p>
-    <w:p>
-      <w:pPr>
-        <w:tabs>
-          <w:tab w:val="left" w:pos="567"/>
-          <w:tab w:val="left" w:pos="3969"/>
-        </w:tabs>
-        <w:spacing w:after="0"/>
-        <w:jc w:val="both"/>
-      </w:pPr>
-      <w:r>
-        <w:tab/>
-      </w:r>
-      <w:r>
-        <w:t>Karsai Ákos</w:t>
-      </w:r>
-    </w:p>
-    <w:p>
-      <w:pPr>
-        <w:tabs>
-          <w:tab w:val="left" w:pos="567"/>
-          <w:tab w:val="left" w:pos="3969"/>
-        </w:tabs>
-        <w:jc w:val="both"/>
-      </w:pPr>
-      <w:r>
-        <w:tab/>
-        <w:t>projekt menedzser</w:t>
+      </w:pPr>
+      <w:r>
+        <w:rPr>
+          <w:rFonts w:ascii="Segoe UI" w:eastAsia="Times New Roman" w:hAnsi="Segoe UI" w:cs="Segoe UI"/>
+          <w:sz w:val="21"/>
+          <w:szCs w:val="21"/>
+          <w:lang w:eastAsia="hu-HU"/>
+        </w:rPr>
+        <w:t> </w:t>
       </w:r>
     </w:p>
     <w:sectPr>
@@ -1096,6 +1190,155 @@
     </w:lvl>
   </w:abstractNum>
   <w:abstractNum w:abstractNumId="2" w15:restartNumberingAfterBreak="0">
+    <w:nsid w:val="29CD5791"/>
+    <w:multiLevelType w:val="multilevel"/>
+    <w:tmpl w:val="31EEC5EE"/>
+    <w:lvl w:ilvl="0">
+      <w:start w:val="1"/>
+      <w:numFmt w:val="bullet"/>
+      <w:lvlText w:val=""/>
+      <w:lvlJc w:val="left"/>
+      <w:pPr>
+        <w:tabs>
+          <w:tab w:val="num" w:pos="720"/>
+        </w:tabs>
+        <w:ind w:left="720" w:hanging="360"/>
+      </w:pPr>
+      <w:rPr>
+        <w:rFonts w:ascii="Symbol" w:hAnsi="Symbol" w:hint="default"/>
+        <w:sz w:val="20"/>
+      </w:rPr>
+    </w:lvl>
+    <w:lvl w:ilvl="1" w:tentative="1">
+      <w:start w:val="1"/>
+      <w:numFmt w:val="bullet"/>
+      <w:lvlText w:val="o"/>
+      <w:lvlJc w:val="left"/>
+      <w:pPr>
+        <w:tabs>
+          <w:tab w:val="num" w:pos="1440"/>
+        </w:tabs>
+        <w:ind w:left="1440" w:hanging="360"/>
+      </w:pPr>
+      <w:rPr>
+        <w:rFonts w:ascii="Courier New" w:hAnsi="Courier New" w:hint="default"/>
+        <w:sz w:val="20"/>
+      </w:rPr>
+    </w:lvl>
+    <w:lvl w:ilvl="2" w:tentative="1">
+      <w:start w:val="1"/>
+      <w:numFmt w:val="bullet"/>
+      <w:lvlText w:val=""/>
+      <w:lvlJc w:val="left"/>
+      <w:pPr>
+        <w:tabs>
+          <w:tab w:val="num" w:pos="2160"/>
+        </w:tabs>
+        <w:ind w:left="2160" w:hanging="360"/>
+      </w:pPr>
+      <w:rPr>
+        <w:rFonts w:ascii="Wingdings" w:hAnsi="Wingdings" w:hint="default"/>
+        <w:sz w:val="20"/>
+      </w:rPr>
+    </w:lvl>
+    <w:lvl w:ilvl="3" w:tentative="1">
+      <w:start w:val="1"/>
+      <w:numFmt w:val="bullet"/>
+      <w:lvlText w:val=""/>
+      <w:lvlJc w:val="left"/>
+      <w:pPr>
+        <w:tabs>
+          <w:tab w:val="num" w:pos="2880"/>
+        </w:tabs>
+        <w:ind w:left="2880" w:hanging="360"/>
+      </w:pPr>
+      <w:rPr>
+        <w:rFonts w:ascii="Wingdings" w:hAnsi="Wingdings" w:hint="default"/>
+        <w:sz w:val="20"/>
+      </w:rPr>
+    </w:lvl>
+    <w:lvl w:ilvl="4" w:tentative="1">
+      <w:start w:val="1"/>
+      <w:numFmt w:val="bullet"/>
+      <w:lvlText w:val=""/>
+      <w:lvlJc w:val="left"/>
+      <w:pPr>
+        <w:tabs>
+          <w:tab w:val="num" w:pos="3600"/>
+        </w:tabs>
+        <w:ind w:left="3600" w:hanging="360"/>
+      </w:pPr>
+      <w:rPr>
+        <w:rFonts w:ascii="Wingdings" w:hAnsi="Wingdings" w:hint="default"/>
+        <w:sz w:val="20"/>
+      </w:rPr>
+    </w:lvl>
+    <w:lvl w:ilvl="5" w:tentative="1">
+      <w:start w:val="1"/>
+      <w:numFmt w:val="bullet"/>
+      <w:lvlText w:val=""/>
+      <w:lvlJc w:val="left"/>
+      <w:pPr>
+        <w:tabs>
+          <w:tab w:val="num" w:pos="4320"/>
+        </w:tabs>
+        <w:ind w:left="4320" w:hanging="360"/>
+      </w:pPr>
+      <w:rPr>
+        <w:rFonts w:ascii="Wingdings" w:hAnsi="Wingdings" w:hint="default"/>
+        <w:sz w:val="20"/>
+      </w:rPr>
+    </w:lvl>
+    <w:lvl w:ilvl="6" w:tentative="1">
+      <w:start w:val="1"/>
+      <w:numFmt w:val="bullet"/>
+      <w:lvlText w:val=""/>
+      <w:lvlJc w:val="left"/>
+      <w:pPr>
+        <w:tabs>
+          <w:tab w:val="num" w:pos="5040"/>
+        </w:tabs>
+        <w:ind w:left="5040" w:hanging="360"/>
+      </w:pPr>
+      <w:rPr>
+        <w:rFonts w:ascii="Wingdings" w:hAnsi="Wingdings" w:hint="default"/>
+        <w:sz w:val="20"/>
+      </w:rPr>
+    </w:lvl>
+    <w:lvl w:ilvl="7" w:tentative="1">
+      <w:start w:val="1"/>
+      <w:numFmt w:val="bullet"/>
+      <w:lvlText w:val=""/>
+      <w:lvlJc w:val="left"/>
+      <w:pPr>
+        <w:tabs>
+          <w:tab w:val="num" w:pos="5760"/>
+        </w:tabs>
+        <w:ind w:left="5760" w:hanging="360"/>
+      </w:pPr>
+      <w:rPr>
+        <w:rFonts w:ascii="Wingdings" w:hAnsi="Wingdings" w:hint="default"/>
+        <w:sz w:val="20"/>
+      </w:rPr>
+    </w:lvl>
+    <w:lvl w:ilvl="8" w:tentative="1">
+      <w:start w:val="1"/>
+      <w:numFmt w:val="bullet"/>
+      <w:lvlText w:val=""/>
+      <w:lvlJc w:val="left"/>
+      <w:pPr>
+        <w:tabs>
+          <w:tab w:val="num" w:pos="6480"/>
+        </w:tabs>
+        <w:ind w:left="6480" w:hanging="360"/>
+      </w:pPr>
+      <w:rPr>
+        <w:rFonts w:ascii="Wingdings" w:hAnsi="Wingdings" w:hint="default"/>
+        <w:sz w:val="20"/>
+      </w:rPr>
+    </w:lvl>
+  </w:abstractNum>
+  <w:abstractNum w:abstractNumId="3" w15:restartNumberingAfterBreak="0">
     <w:nsid w:val="4BC20A9A"/>
     <w:multiLevelType w:val="multilevel"/>
     <w:tmpl w:val="5AF4C984"/>
@@ -1216,7 +1459,7 @@
       </w:rPr>
     </w:lvl>
   </w:abstractNum>
-  <w:abstractNum w:abstractNumId="3" w15:restartNumberingAfterBreak="0">
+  <w:abstractNum w:abstractNumId="4" w15:restartNumberingAfterBreak="0">
     <w:nsid w:val="572C7D16"/>
     <w:multiLevelType w:val="hybridMultilevel"/>
     <w:tmpl w:val="2C10EC54"/>
@@ -1356,7 +1599,7 @@
       </w:rPr>
     </w:lvl>
   </w:abstractNum>
-  <w:abstractNum w:abstractNumId="4" w15:restartNumberingAfterBreak="0">
+  <w:abstractNum w:abstractNumId="5" w15:restartNumberingAfterBreak="0">
     <w:nsid w:val="61DF68CA"/>
     <w:multiLevelType w:val="hybridMultilevel"/>
     <w:tmpl w:val="C2A274D4"/>
@@ -1469,7 +1712,305 @@
       </w:rPr>
     </w:lvl>
   </w:abstractNum>
-  <w:abstractNum w:abstractNumId="5" w15:restartNumberingAfterBreak="0">
+  <w:abstractNum w:abstractNumId="6" w15:restartNumberingAfterBreak="0">
+    <w:nsid w:val="674458F8"/>
+    <w:multiLevelType w:val="multilevel"/>
+    <w:tmpl w:val="CEFE7988"/>
+    <w:lvl w:ilvl="0">
+      <w:start w:val="1"/>
+      <w:numFmt w:val="bullet"/>
+      <w:lvlText w:val=""/>
+      <w:lvlJc w:val="left"/>
+      <w:pPr>
+        <w:tabs>
+          <w:tab w:val="num" w:pos="720"/>
+        </w:tabs>
+        <w:ind w:left="720" w:hanging="360"/>
+      </w:pPr>
+      <w:rPr>
+        <w:rFonts w:ascii="Symbol" w:hAnsi="Symbol" w:hint="default"/>
+        <w:sz w:val="20"/>
+      </w:rPr>
+    </w:lvl>
+    <w:lvl w:ilvl="1" w:tentative="1">
+      <w:start w:val="1"/>
+      <w:numFmt w:val="bullet"/>
+      <w:lvlText w:val="o"/>
+      <w:lvlJc w:val="left"/>
+      <w:pPr>
+        <w:tabs>
+          <w:tab w:val="num" w:pos="1440"/>
+        </w:tabs>
+        <w:ind w:left="1440" w:hanging="360"/>
+      </w:pPr>
+      <w:rPr>
+        <w:rFonts w:ascii="Courier New" w:hAnsi="Courier New" w:hint="default"/>
+        <w:sz w:val="20"/>
+      </w:rPr>
+    </w:lvl>
+    <w:lvl w:ilvl="2" w:tentative="1">
+      <w:start w:val="1"/>
+      <w:numFmt w:val="bullet"/>
+      <w:lvlText w:val=""/>
+      <w:lvlJc w:val="left"/>
+      <w:pPr>
+        <w:tabs>
+          <w:tab w:val="num" w:pos="2160"/>
+        </w:tabs>
+        <w:ind w:left="2160" w:hanging="360"/>
+      </w:pPr>
+      <w:rPr>
+        <w:rFonts w:ascii="Wingdings" w:hAnsi="Wingdings" w:hint="default"/>
+        <w:sz w:val="20"/>
+      </w:rPr>
+    </w:lvl>
+    <w:lvl w:ilvl="3" w:tentative="1">
+      <w:start w:val="1"/>
+      <w:numFmt w:val="bullet"/>
+      <w:lvlText w:val=""/>
+      <w:lvlJc w:val="left"/>
+      <w:pPr>
+        <w:tabs>
+          <w:tab w:val="num" w:pos="2880"/>
+        </w:tabs>
+        <w:ind w:left="2880" w:hanging="360"/>
+      </w:pPr>
+      <w:rPr>
+        <w:rFonts w:ascii="Wingdings" w:hAnsi="Wingdings" w:hint="default"/>
+        <w:sz w:val="20"/>
+      </w:rPr>
+    </w:lvl>
+    <w:lvl w:ilvl="4" w:tentative="1">
+      <w:start w:val="1"/>
+      <w:numFmt w:val="bullet"/>
+      <w:lvlText w:val=""/>
+      <w:lvlJc w:val="left"/>
+      <w:pPr>
+        <w:tabs>
+          <w:tab w:val="num" w:pos="3600"/>
+        </w:tabs>
+        <w:ind w:left="3600" w:hanging="360"/>
+      </w:pPr>
+      <w:rPr>
+        <w:rFonts w:ascii="Wingdings" w:hAnsi="Wingdings" w:hint="default"/>
+        <w:sz w:val="20"/>
+      </w:rPr>
+    </w:lvl>
+    <w:lvl w:ilvl="5" w:tentative="1">
+      <w:start w:val="1"/>
+      <w:numFmt w:val="bullet"/>
+      <w:lvlText w:val=""/>
+      <w:lvlJc w:val="left"/>
+      <w:pPr>
+        <w:tabs>
+          <w:tab w:val="num" w:pos="4320"/>
+        </w:tabs>
+        <w:ind w:left="4320" w:hanging="360"/>
+      </w:pPr>
+      <w:rPr>
+        <w:rFonts w:ascii="Wingdings" w:hAnsi="Wingdings" w:hint="default"/>
+        <w:sz w:val="20"/>
+      </w:rPr>
+    </w:lvl>
+    <w:lvl w:ilvl="6" w:tentative="1">
+      <w:start w:val="1"/>
+      <w:numFmt w:val="bullet"/>
+      <w:lvlText w:val=""/>
+      <w:lvlJc w:val="left"/>
+      <w:pPr>
+        <w:tabs>
+          <w:tab w:val="num" w:pos="5040"/>
+        </w:tabs>
+        <w:ind w:left="5040" w:hanging="360"/>
+      </w:pPr>
+      <w:rPr>
+        <w:rFonts w:ascii="Wingdings" w:hAnsi="Wingdings" w:hint="default"/>
+        <w:sz w:val="20"/>
+      </w:rPr>
+    </w:lvl>
+    <w:lvl w:ilvl="7" w:tentative="1">
+      <w:start w:val="1"/>
+      <w:numFmt w:val="bullet"/>
+      <w:lvlText w:val=""/>
+      <w:lvlJc w:val="left"/>
+      <w:pPr>
+        <w:tabs>
+          <w:tab w:val="num" w:pos="5760"/>
+        </w:tabs>
+        <w:ind w:left="5760" w:hanging="360"/>
+      </w:pPr>
+      <w:rPr>
+        <w:rFonts w:ascii="Wingdings" w:hAnsi="Wingdings" w:hint="default"/>
+        <w:sz w:val="20"/>
+      </w:rPr>
+    </w:lvl>
+    <w:lvl w:ilvl="8" w:tentative="1">
+      <w:start w:val="1"/>
+      <w:numFmt w:val="bullet"/>
+      <w:lvlText w:val=""/>
+      <w:lvlJc w:val="left"/>
+      <w:pPr>
+        <w:tabs>
+          <w:tab w:val="num" w:pos="6480"/>
+        </w:tabs>
+        <w:ind w:left="6480" w:hanging="360"/>
+      </w:pPr>
+      <w:rPr>
+        <w:rFonts w:ascii="Wingdings" w:hAnsi="Wingdings" w:hint="default"/>
+        <w:sz w:val="20"/>
+      </w:rPr>
+    </w:lvl>
+  </w:abstractNum>
+  <w:abstractNum w:abstractNumId="7" w15:restartNumberingAfterBreak="0">
+    <w:nsid w:val="6A5A52DE"/>
+    <w:multiLevelType w:val="multilevel"/>
+    <w:tmpl w:val="A71A39A6"/>
+    <w:lvl w:ilvl="0">
+      <w:start w:val="1"/>
+      <w:numFmt w:val="bullet"/>
+      <w:lvlText w:val=""/>
+      <w:lvlJc w:val="left"/>
+      <w:pPr>
+        <w:tabs>
+          <w:tab w:val="num" w:pos="720"/>
+        </w:tabs>
+        <w:ind w:left="720" w:hanging="360"/>
+      </w:pPr>
+      <w:rPr>
+        <w:rFonts w:ascii="Symbol" w:hAnsi="Symbol" w:hint="default"/>
+        <w:sz w:val="20"/>
+      </w:rPr>
+    </w:lvl>
+    <w:lvl w:ilvl="1" w:tentative="1">
+      <w:start w:val="1"/>
+      <w:numFmt w:val="bullet"/>
+      <w:lvlText w:val="o"/>
+      <w:lvlJc w:val="left"/>
+      <w:pPr>
+        <w:tabs>
+          <w:tab w:val="num" w:pos="1440"/>
+        </w:tabs>
+        <w:ind w:left="1440" w:hanging="360"/>
+      </w:pPr>
+      <w:rPr>
+        <w:rFonts w:ascii="Courier New" w:hAnsi="Courier New" w:hint="default"/>
+        <w:sz w:val="20"/>
+      </w:rPr>
+    </w:lvl>
+    <w:lvl w:ilvl="2" w:tentative="1">
+      <w:start w:val="1"/>
+      <w:numFmt w:val="bullet"/>
+      <w:lvlText w:val=""/>
+      <w:lvlJc w:val="left"/>
+      <w:pPr>
+        <w:tabs>
+          <w:tab w:val="num" w:pos="2160"/>
+        </w:tabs>
+        <w:ind w:left="2160" w:hanging="360"/>
+      </w:pPr>
+      <w:rPr>
+        <w:rFonts w:ascii="Wingdings" w:hAnsi="Wingdings" w:hint="default"/>
+        <w:sz w:val="20"/>
+      </w:rPr>
+    </w:lvl>
+    <w:lvl w:ilvl="3" w:tentative="1">
+      <w:start w:val="1"/>
+      <w:numFmt w:val="bullet"/>
+      <w:lvlText w:val=""/>
+      <w:lvlJc w:val="left"/>
+      <w:pPr>
+        <w:tabs>
+          <w:tab w:val="num" w:pos="2880"/>
+        </w:tabs>
+        <w:ind w:left="2880" w:hanging="360"/>
+      </w:pPr>
+      <w:rPr>
+        <w:rFonts w:ascii="Wingdings" w:hAnsi="Wingdings" w:hint="default"/>
+        <w:sz w:val="20"/>
+      </w:rPr>
+    </w:lvl>
+    <w:lvl w:ilvl="4" w:tentative="1">
+      <w:start w:val="1"/>
+      <w:numFmt w:val="bullet"/>
+      <w:lvlText w:val=""/>
+      <w:lvlJc w:val="left"/>
+      <w:pPr>
+        <w:tabs>
+          <w:tab w:val="num" w:pos="3600"/>
+        </w:tabs>
+        <w:ind w:left="3600" w:hanging="360"/>
+      </w:pPr>
+      <w:rPr>
+        <w:rFonts w:ascii="Wingdings" w:hAnsi="Wingdings" w:hint="default"/>
+        <w:sz w:val="20"/>
+      </w:rPr>
+    </w:lvl>
+    <w:lvl w:ilvl="5" w:tentative="1">
+      <w:start w:val="1"/>
+      <w:numFmt w:val="bullet"/>
+      <w:lvlText w:val=""/>
+      <w:lvlJc w:val="left"/>
+      <w:pPr>
+        <w:tabs>
+          <w:tab w:val="num" w:pos="4320"/>
+        </w:tabs>
+        <w:ind w:left="4320" w:hanging="360"/>
+      </w:pPr>
+      <w:rPr>
+        <w:rFonts w:ascii="Wingdings" w:hAnsi="Wingdings" w:hint="default"/>
+        <w:sz w:val="20"/>
+      </w:rPr>
+    </w:lvl>
+    <w:lvl w:ilvl="6" w:tentative="1">
+      <w:start w:val="1"/>
+      <w:numFmt w:val="bullet"/>
+      <w:lvlText w:val=""/>
+      <w:lvlJc w:val="left"/>
+      <w:pPr>
+        <w:tabs>
+          <w:tab w:val="num" w:pos="5040"/>
+        </w:tabs>
+        <w:ind w:left="5040" w:hanging="360"/>
+      </w:pPr>
+      <w:rPr>
+        <w:rFonts w:ascii="Wingdings" w:hAnsi="Wingdings" w:hint="default"/>
+        <w:sz w:val="20"/>
+      </w:rPr>
+    </w:lvl>
+    <w:lvl w:ilvl="7" w:tentative="1">
+      <w:start w:val="1"/>
+      <w:numFmt w:val="bullet"/>
+      <w:lvlText w:val=""/>
+      <w:lvlJc w:val="left"/>
+      <w:pPr>
+        <w:tabs>
+          <w:tab w:val="num" w:pos="5760"/>
+        </w:tabs>
+        <w:ind w:left="5760" w:hanging="360"/>
+      </w:pPr>
+      <w:rPr>
+        <w:rFonts w:ascii="Wingdings" w:hAnsi="Wingdings" w:hint="default"/>
+        <w:sz w:val="20"/>
+      </w:rPr>
+    </w:lvl>
+    <w:lvl w:ilvl="8" w:tentative="1">
+      <w:start w:val="1"/>
+      <w:numFmt w:val="bullet"/>
+      <w:lvlText w:val=""/>
+      <w:lvlJc w:val="left"/>
+      <w:pPr>
+        <w:tabs>
+          <w:tab w:val="num" w:pos="6480"/>
+        </w:tabs>
+        <w:ind w:left="6480" w:hanging="360"/>
+      </w:pPr>
+      <w:rPr>
+        <w:rFonts w:ascii="Wingdings" w:hAnsi="Wingdings" w:hint="default"/>
+        <w:sz w:val="20"/>
+      </w:rPr>
+    </w:lvl>
+  </w:abstractNum>
+  <w:abstractNum w:abstractNumId="8" w15:restartNumberingAfterBreak="0">
     <w:nsid w:val="7C0469F4"/>
     <w:multiLevelType w:val="hybridMultilevel"/>
     <w:tmpl w:val="FE8272A0"/>
@@ -1610,22 +2151,31 @@
     </w:lvl>
   </w:abstractNum>
   <w:num w:numId="1">
-    <w:abstractNumId w:val="2"/>
+    <w:abstractNumId w:val="3"/>
   </w:num>
   <w:num w:numId="2">
     <w:abstractNumId w:val="0"/>
   </w:num>
   <w:num w:numId="3">
-    <w:abstractNumId w:val="4"/>
+    <w:abstractNumId w:val="5"/>
   </w:num>
   <w:num w:numId="4">
-    <w:abstractNumId w:val="5"/>
+    <w:abstractNumId w:val="8"/>
   </w:num>
   <w:num w:numId="5">
-    <w:abstractNumId w:val="3"/>
+    <w:abstractNumId w:val="4"/>
   </w:num>
   <w:num w:numId="6">
     <w:abstractNumId w:val="1"/>
+  </w:num>
+  <w:num w:numId="7">
+    <w:abstractNumId w:val="2"/>
+  </w:num>
+  <w:num w:numId="8">
+    <w:abstractNumId w:val="6"/>
+  </w:num>
+  <w:num w:numId="9">
+    <w:abstractNumId w:val="7"/>
   </w:num>
 </w:numbering>
 </file>
@@ -2130,6 +2680,34 @@
       </w:tblBorders>
     </w:tblPr>
   </w:style>
+  <w:style w:type="paragraph" w:styleId="NormlWeb">
+    <w:name w:val="Normal (Web)"/>
+    <w:basedOn w:val="Norml"/>
+    <w:uiPriority w:val="99"/>
+    <w:semiHidden/>
+    <w:unhideWhenUsed/>
+    <w:rsid w:val="00BB6F95"/>
+    <w:pPr>
+      <w:spacing w:before="100" w:beforeAutospacing="1" w:after="100" w:afterAutospacing="1" w:line="240" w:lineRule="auto"/>
+    </w:pPr>
+    <w:rPr>
+      <w:rFonts w:ascii="Times New Roman" w:eastAsia="Times New Roman" w:hAnsi="Times New Roman" w:cs="Times New Roman"/>
+      <w:sz w:val="24"/>
+      <w:szCs w:val="24"/>
+      <w:lang w:eastAsia="hu-HU"/>
+    </w:rPr>
+  </w:style>
+  <w:style w:type="character" w:styleId="Kiemels2">
+    <w:name w:val="Strong"/>
+    <w:basedOn w:val="Bekezdsalapbettpusa"/>
+    <w:uiPriority w:val="22"/>
+    <w:qFormat/>
+    <w:rsid w:val="00194772"/>
+    <w:rPr>
+      <w:b/>
+      <w:bCs/>
+    </w:rPr>
+  </w:style>
 </w:styles>
 </file>
 
@@ -2429,6 +3007,21 @@
 </file>
 
 <file path=customXml/item1.xml><?xml version="1.0" encoding="utf-8"?>
+<?mso-contentType ?>
+<FormTemplates xmlns="http://schemas.microsoft.com/sharepoint/v3/contenttype/forms">
+  <Display>DocumentLibraryForm</Display>
+  <Edit>DocumentLibraryForm</Edit>
+  <New>DocumentLibraryForm</New>
+</FormTemplates>
+</file>
+
+<file path=customXml/item2.xml><?xml version="1.0" encoding="utf-8"?>
+<p:properties xmlns:p="http://schemas.microsoft.com/office/2006/metadata/properties" xmlns:xsi="http://www.w3.org/2001/XMLSchema-instance" xmlns:pc="http://schemas.microsoft.com/office/infopath/2007/PartnerControls">
+  <documentManagement/>
+</p:properties>
+</file>
+
+<file path=customXml/item3.xml><?xml version="1.0" encoding="utf-8"?>
 <ct:contentTypeSchema xmlns:ct="http://schemas.microsoft.com/office/2006/metadata/contentType" xmlns:ma="http://schemas.microsoft.com/office/2006/metadata/properties/metaAttributes" ct:_="" ma:_="" ma:contentTypeName="Dokumentum" ma:contentTypeID="0x01010002EC4C69A4BF804FBE5613A740AB6421" ma:contentTypeVersion="6" ma:contentTypeDescription="Új dokumentum létrehozása." ma:contentTypeScope="" ma:versionID="67ba728810cede137442cd07a049a9e4">
   <xsd:schema xmlns:xsd="http://www.w3.org/2001/XMLSchema" xmlns:xs="http://www.w3.org/2001/XMLSchema" xmlns:p="http://schemas.microsoft.com/office/2006/metadata/properties" xmlns:ns2="9a0f56fe-bd5c-4d73-82aa-891e43a25663" targetNamespace="http://schemas.microsoft.com/office/2006/metadata/properties" ma:root="true" ma:fieldsID="572872c134c4fdc117db2d17556b533d" ns2:_="">
     <xsd:import namespace="9a0f56fe-bd5c-4d73-82aa-891e43a25663"/>
@@ -2584,35 +3177,10 @@
 </ct:contentTypeSchema>
 </file>
 
-<file path=customXml/item2.xml><?xml version="1.0" encoding="utf-8"?>
-<p:properties xmlns:p="http://schemas.microsoft.com/office/2006/metadata/properties" xmlns:xsi="http://www.w3.org/2001/XMLSchema-instance" xmlns:pc="http://schemas.microsoft.com/office/infopath/2007/PartnerControls">
-  <documentManagement/>
-</p:properties>
-</file>
-
-<file path=customXml/item3.xml><?xml version="1.0" encoding="utf-8"?>
-<?mso-contentType ?>
-<FormTemplates xmlns="http://schemas.microsoft.com/sharepoint/v3/contenttype/forms">
-  <Display>DocumentLibraryForm</Display>
-  <Edit>DocumentLibraryForm</Edit>
-  <New>DocumentLibraryForm</New>
-</FormTemplates>
-</file>
-
 <file path=customXml/itemProps1.xml><?xml version="1.0" encoding="utf-8"?>
-<ds:datastoreItem xmlns:ds="http://schemas.openxmlformats.org/officeDocument/2006/customXml" ds:itemID="{B79C6CB0-7055-4CC7-842C-049AEAA378BC}">
+<ds:datastoreItem xmlns:ds="http://schemas.openxmlformats.org/officeDocument/2006/customXml" ds:itemID="{21313D61-C749-4712-A3B0-E43F5C0528F7}">
   <ds:schemaRefs>
-    <ds:schemaRef ds:uri="http://schemas.microsoft.com/office/2006/metadata/contentType"/>
-    <ds:schemaRef ds:uri="http://schemas.microsoft.com/office/2006/metadata/properties/metaAttributes"/>
-    <ds:schemaRef ds:uri="http://www.w3.org/2001/XMLSchema"/>
-    <ds:schemaRef ds:uri="http://schemas.microsoft.com/office/2006/metadata/properties"/>
-    <ds:schemaRef ds:uri="9a0f56fe-bd5c-4d73-82aa-891e43a25663"/>
-    <ds:schemaRef ds:uri="http://schemas.microsoft.com/office/2006/documentManagement/types"/>
-    <ds:schemaRef ds:uri="http://schemas.microsoft.com/office/infopath/2007/PartnerControls"/>
-    <ds:schemaRef ds:uri="http://schemas.openxmlformats.org/package/2006/metadata/core-properties"/>
-    <ds:schemaRef ds:uri="http://purl.org/dc/elements/1.1/"/>
-    <ds:schemaRef ds:uri="http://purl.org/dc/terms/"/>
-    <ds:schemaRef ds:uri="http://schemas.microsoft.com/internal/obd"/>
+    <ds:schemaRef ds:uri="http://schemas.microsoft.com/sharepoint/v3/contenttype/forms"/>
   </ds:schemaRefs>
 </ds:datastoreItem>
 </file>
@@ -2629,9 +3197,19 @@
 </file>
 
 <file path=customXml/itemProps3.xml><?xml version="1.0" encoding="utf-8"?>
-<ds:datastoreItem xmlns:ds="http://schemas.openxmlformats.org/officeDocument/2006/customXml" ds:itemID="{21313D61-C749-4712-A3B0-E43F5C0528F7}">
+<ds:datastoreItem xmlns:ds="http://schemas.openxmlformats.org/officeDocument/2006/customXml" ds:itemID="{B79C6CB0-7055-4CC7-842C-049AEAA378BC}">
   <ds:schemaRefs>
-    <ds:schemaRef ds:uri="http://schemas.microsoft.com/sharepoint/v3/contenttype/forms"/>
+    <ds:schemaRef ds:uri="http://schemas.microsoft.com/office/2006/metadata/contentType"/>
+    <ds:schemaRef ds:uri="http://schemas.microsoft.com/office/2006/metadata/properties/metaAttributes"/>
+    <ds:schemaRef ds:uri="http://www.w3.org/2001/XMLSchema"/>
+    <ds:schemaRef ds:uri="http://schemas.microsoft.com/office/2006/metadata/properties"/>
+    <ds:schemaRef ds:uri="9a0f56fe-bd5c-4d73-82aa-891e43a25663"/>
+    <ds:schemaRef ds:uri="http://schemas.microsoft.com/office/2006/documentManagement/types"/>
+    <ds:schemaRef ds:uri="http://schemas.microsoft.com/office/infopath/2007/PartnerControls"/>
+    <ds:schemaRef ds:uri="http://schemas.openxmlformats.org/package/2006/metadata/core-properties"/>
+    <ds:schemaRef ds:uri="http://purl.org/dc/elements/1.1/"/>
+    <ds:schemaRef ds:uri="http://purl.org/dc/terms/"/>
+    <ds:schemaRef ds:uri="http://schemas.microsoft.com/internal/obd"/>
   </ds:schemaRefs>
 </ds:datastoreItem>
 </file>
--- a/Projekt dokumentálás.docx
+++ b/Projekt dokumentálás.docx
@@ -264,27 +264,7 @@
           <w:szCs w:val="21"/>
           <w:lang w:eastAsia="hu-HU"/>
         </w:rPr>
-        <w:t xml:space="preserve"> hosszabb távon </w:t>
-      </w:r>
-      <w:proofErr w:type="spellStart"/>
-      <w:r>
-        <w:rPr>
-          <w:rFonts w:ascii="Segoe UI" w:eastAsia="Times New Roman" w:hAnsi="Segoe UI" w:cs="Segoe UI"/>
-          <w:sz w:val="21"/>
-          <w:szCs w:val="21"/>
-          <w:lang w:eastAsia="hu-HU"/>
-        </w:rPr>
-        <w:t>mikrotranzakciókon</w:t>
-      </w:r>
-      <w:proofErr w:type="spellEnd"/>
-      <w:r>
-        <w:rPr>
-          <w:rFonts w:ascii="Segoe UI" w:eastAsia="Times New Roman" w:hAnsi="Segoe UI" w:cs="Segoe UI"/>
-          <w:sz w:val="21"/>
-          <w:szCs w:val="21"/>
-          <w:lang w:eastAsia="hu-HU"/>
-        </w:rPr>
-        <w:t xml:space="preserve"> keresztül szerezhetnek előnyöket a játékban (például további akták, extra nyomok, több idő egy körben). Ez egye</w:t>
+        <w:t xml:space="preserve"> hosszabb távon mikrotranzakciókon keresztül szerezhetnek előnyöket a játékban (például további akták, extra nyomok, több idő egy körben). Ez egye</w:t>
       </w:r>
       <w:r>
         <w:rPr>
@@ -337,27 +317,7 @@
           <w:szCs w:val="21"/>
           <w:lang w:eastAsia="hu-HU"/>
         </w:rPr>
-        <w:t xml:space="preserve"> ingyenesen elérhetik és </w:t>
-      </w:r>
-      <w:proofErr w:type="spellStart"/>
-      <w:r>
-        <w:rPr>
-          <w:rFonts w:ascii="Segoe UI" w:eastAsia="Times New Roman" w:hAnsi="Segoe UI" w:cs="Segoe UI"/>
-          <w:sz w:val="21"/>
-          <w:szCs w:val="21"/>
-          <w:lang w:eastAsia="hu-HU"/>
-        </w:rPr>
-        <w:t>végigjátszhatják</w:t>
-      </w:r>
-      <w:proofErr w:type="spellEnd"/>
-      <w:r>
-        <w:rPr>
-          <w:rFonts w:ascii="Segoe UI" w:eastAsia="Times New Roman" w:hAnsi="Segoe UI" w:cs="Segoe UI"/>
-          <w:sz w:val="21"/>
-          <w:szCs w:val="21"/>
-          <w:lang w:eastAsia="hu-HU"/>
-        </w:rPr>
-        <w:t xml:space="preserve"> a detektíves játékot.</w:t>
+        <w:t xml:space="preserve"> ingyenesen elérhetik és végigjátszhatják a detektíves játékot.</w:t>
       </w:r>
     </w:p>
     <w:p>
@@ -558,28 +518,227 @@
           <w:szCs w:val="21"/>
           <w:lang w:eastAsia="hu-HU"/>
         </w:rPr>
-        <w:t>Megvalósítás:</w:t>
-      </w:r>
-    </w:p>
-    <w:p>
-      <w:pPr>
-        <w:spacing w:before="100" w:beforeAutospacing="1" w:after="100" w:afterAutospacing="1" w:line="240" w:lineRule="auto"/>
-        <w:rPr>
-          <w:rFonts w:ascii="Segoe UI" w:eastAsia="Times New Roman" w:hAnsi="Segoe UI" w:cs="Segoe UI"/>
-          <w:sz w:val="21"/>
-          <w:szCs w:val="21"/>
-          <w:lang w:eastAsia="hu-HU"/>
-        </w:rPr>
-      </w:pPr>
-      <w:r>
-        <w:rPr>
-          <w:rFonts w:ascii="Segoe UI" w:eastAsia="Times New Roman" w:hAnsi="Segoe UI" w:cs="Segoe UI"/>
-          <w:sz w:val="21"/>
-          <w:szCs w:val="21"/>
-          <w:lang w:eastAsia="hu-HU"/>
-        </w:rPr>
         <w:t>2026.09.29 – Tervezés</w:t>
       </w:r>
+    </w:p>
+    <w:p>
+      <w:pPr>
+        <w:spacing w:before="100" w:beforeAutospacing="1" w:after="100" w:afterAutospacing="1" w:line="240" w:lineRule="auto"/>
+        <w:rPr>
+          <w:rFonts w:ascii="Segoe UI" w:eastAsia="Times New Roman" w:hAnsi="Segoe UI" w:cs="Segoe UI"/>
+          <w:sz w:val="21"/>
+          <w:szCs w:val="21"/>
+          <w:lang w:eastAsia="hu-HU"/>
+        </w:rPr>
+      </w:pPr>
+      <w:r>
+        <w:rPr>
+          <w:rFonts w:ascii="Segoe UI" w:eastAsia="Times New Roman" w:hAnsi="Segoe UI" w:cs="Segoe UI"/>
+          <w:sz w:val="21"/>
+          <w:szCs w:val="21"/>
+          <w:lang w:eastAsia="hu-HU"/>
+        </w:rPr>
+        <w:t>2026.</w:t>
+      </w:r>
+      <w:r>
+        <w:rPr>
+          <w:rFonts w:ascii="Segoe UI" w:eastAsia="Times New Roman" w:hAnsi="Segoe UI" w:cs="Segoe UI"/>
+          <w:sz w:val="21"/>
+          <w:szCs w:val="21"/>
+          <w:lang w:eastAsia="hu-HU"/>
+        </w:rPr>
+        <w:t xml:space="preserve">10.06 </w:t>
+      </w:r>
+      <w:bookmarkStart w:id="0" w:name="_Hlk242708530"/>
+      <w:r>
+        <w:rPr>
+          <w:rFonts w:ascii="Segoe UI" w:eastAsia="Times New Roman" w:hAnsi="Segoe UI" w:cs="Segoe UI"/>
+          <w:sz w:val="21"/>
+          <w:szCs w:val="21"/>
+          <w:lang w:eastAsia="hu-HU"/>
+        </w:rPr>
+        <w:t>–</w:t>
+      </w:r>
+      <w:r>
+        <w:rPr>
+          <w:rFonts w:ascii="Segoe UI" w:eastAsia="Times New Roman" w:hAnsi="Segoe UI" w:cs="Segoe UI"/>
+          <w:sz w:val="21"/>
+          <w:szCs w:val="21"/>
+          <w:lang w:eastAsia="hu-HU"/>
+        </w:rPr>
+        <w:t xml:space="preserve"> </w:t>
+      </w:r>
+      <w:bookmarkEnd w:id="0"/>
+      <w:r>
+        <w:rPr>
+          <w:rFonts w:ascii="Segoe UI" w:eastAsia="Times New Roman" w:hAnsi="Segoe UI" w:cs="Segoe UI"/>
+          <w:sz w:val="21"/>
+          <w:szCs w:val="21"/>
+          <w:lang w:eastAsia="hu-HU"/>
+        </w:rPr>
+        <w:t>Tervezés</w:t>
+      </w:r>
+    </w:p>
+    <w:p>
+      <w:pPr>
+        <w:spacing w:before="100" w:beforeAutospacing="1" w:after="100" w:afterAutospacing="1" w:line="240" w:lineRule="auto"/>
+        <w:rPr>
+          <w:rFonts w:ascii="Segoe UI" w:eastAsia="Times New Roman" w:hAnsi="Segoe UI" w:cs="Segoe UI"/>
+          <w:sz w:val="21"/>
+          <w:szCs w:val="21"/>
+          <w:lang w:eastAsia="hu-HU"/>
+        </w:rPr>
+      </w:pPr>
+      <w:r>
+        <w:rPr>
+          <w:rFonts w:ascii="Segoe UI" w:eastAsia="Times New Roman" w:hAnsi="Segoe UI" w:cs="Segoe UI"/>
+          <w:sz w:val="21"/>
+          <w:szCs w:val="21"/>
+          <w:lang w:eastAsia="hu-HU"/>
+        </w:rPr>
+        <w:t>2026.10.12</w:t>
+      </w:r>
+      <w:r>
+        <w:rPr>
+          <w:rFonts w:ascii="Segoe UI" w:eastAsia="Times New Roman" w:hAnsi="Segoe UI" w:cs="Segoe UI"/>
+          <w:sz w:val="21"/>
+          <w:szCs w:val="21"/>
+          <w:lang w:eastAsia="hu-HU"/>
+        </w:rPr>
+        <w:t xml:space="preserve"> </w:t>
+      </w:r>
+      <w:r>
+        <w:rPr>
+          <w:rFonts w:ascii="Segoe UI" w:eastAsia="Times New Roman" w:hAnsi="Segoe UI" w:cs="Segoe UI"/>
+          <w:sz w:val="21"/>
+          <w:szCs w:val="21"/>
+          <w:lang w:eastAsia="hu-HU"/>
+        </w:rPr>
+        <w:t xml:space="preserve">– </w:t>
+      </w:r>
+      <w:r>
+        <w:rPr>
+          <w:rFonts w:ascii="Segoe UI" w:eastAsia="Times New Roman" w:hAnsi="Segoe UI" w:cs="Segoe UI"/>
+          <w:sz w:val="21"/>
+          <w:szCs w:val="21"/>
+          <w:lang w:eastAsia="hu-HU"/>
+        </w:rPr>
+        <w:t xml:space="preserve"> Főoldal programozás</w:t>
+      </w:r>
+    </w:p>
+    <w:p>
+      <w:pPr>
+        <w:spacing w:before="100" w:beforeAutospacing="1" w:after="100" w:afterAutospacing="1" w:line="240" w:lineRule="auto"/>
+        <w:rPr>
+          <w:rFonts w:ascii="Segoe UI" w:eastAsia="Times New Roman" w:hAnsi="Segoe UI" w:cs="Segoe UI"/>
+          <w:sz w:val="21"/>
+          <w:szCs w:val="21"/>
+          <w:lang w:eastAsia="hu-HU"/>
+        </w:rPr>
+      </w:pPr>
+      <w:r>
+        <w:rPr>
+          <w:rFonts w:ascii="Segoe UI" w:eastAsia="Times New Roman" w:hAnsi="Segoe UI" w:cs="Segoe UI"/>
+          <w:sz w:val="21"/>
+          <w:szCs w:val="21"/>
+          <w:lang w:eastAsia="hu-HU"/>
+        </w:rPr>
+        <w:t>2026.10.13</w:t>
+      </w:r>
+      <w:r>
+        <w:rPr>
+          <w:rFonts w:ascii="Segoe UI" w:eastAsia="Times New Roman" w:hAnsi="Segoe UI" w:cs="Segoe UI"/>
+          <w:sz w:val="21"/>
+          <w:szCs w:val="21"/>
+          <w:lang w:eastAsia="hu-HU"/>
+        </w:rPr>
+        <w:t xml:space="preserve"> </w:t>
+      </w:r>
+      <w:r>
+        <w:rPr>
+          <w:rFonts w:ascii="Segoe UI" w:eastAsia="Times New Roman" w:hAnsi="Segoe UI" w:cs="Segoe UI"/>
+          <w:sz w:val="21"/>
+          <w:szCs w:val="21"/>
+          <w:lang w:eastAsia="hu-HU"/>
+        </w:rPr>
+        <w:t xml:space="preserve">– </w:t>
+      </w:r>
+      <w:r>
+        <w:rPr>
+          <w:rFonts w:ascii="Segoe UI" w:eastAsia="Times New Roman" w:hAnsi="Segoe UI" w:cs="Segoe UI"/>
+          <w:sz w:val="21"/>
+          <w:szCs w:val="21"/>
+          <w:lang w:eastAsia="hu-HU"/>
+        </w:rPr>
+        <w:t>M</w:t>
+      </w:r>
+      <w:r>
+        <w:rPr>
+          <w:rFonts w:ascii="Segoe UI" w:eastAsia="Times New Roman" w:hAnsi="Segoe UI" w:cs="Segoe UI"/>
+          <w:sz w:val="21"/>
+          <w:szCs w:val="21"/>
+          <w:lang w:eastAsia="hu-HU"/>
+        </w:rPr>
+        <w:t>ellékoldal készítés</w:t>
+      </w:r>
+    </w:p>
+    <w:p>
+      <w:pPr>
+        <w:spacing w:before="100" w:beforeAutospacing="1" w:after="100" w:afterAutospacing="1" w:line="240" w:lineRule="auto"/>
+        <w:rPr>
+          <w:rFonts w:ascii="Segoe UI" w:eastAsia="Times New Roman" w:hAnsi="Segoe UI" w:cs="Segoe UI"/>
+          <w:sz w:val="21"/>
+          <w:szCs w:val="21"/>
+          <w:lang w:eastAsia="hu-HU"/>
+        </w:rPr>
+      </w:pPr>
+      <w:r>
+        <w:rPr>
+          <w:rFonts w:ascii="Segoe UI" w:eastAsia="Times New Roman" w:hAnsi="Segoe UI" w:cs="Segoe UI"/>
+          <w:sz w:val="21"/>
+          <w:szCs w:val="21"/>
+          <w:lang w:eastAsia="hu-HU"/>
+        </w:rPr>
+        <w:t>2026.10.14</w:t>
+      </w:r>
+      <w:r>
+        <w:rPr>
+          <w:rFonts w:ascii="Segoe UI" w:eastAsia="Times New Roman" w:hAnsi="Segoe UI" w:cs="Segoe UI"/>
+          <w:sz w:val="21"/>
+          <w:szCs w:val="21"/>
+          <w:lang w:eastAsia="hu-HU"/>
+        </w:rPr>
+        <w:t xml:space="preserve"> </w:t>
+      </w:r>
+      <w:r>
+        <w:rPr>
+          <w:rFonts w:ascii="Segoe UI" w:eastAsia="Times New Roman" w:hAnsi="Segoe UI" w:cs="Segoe UI"/>
+          <w:sz w:val="21"/>
+          <w:szCs w:val="21"/>
+          <w:lang w:eastAsia="hu-HU"/>
+        </w:rPr>
+        <w:t xml:space="preserve">– </w:t>
+      </w:r>
+      <w:r>
+        <w:rPr>
+          <w:rFonts w:ascii="Segoe UI" w:eastAsia="Times New Roman" w:hAnsi="Segoe UI" w:cs="Segoe UI"/>
+          <w:sz w:val="21"/>
+          <w:szCs w:val="21"/>
+          <w:lang w:eastAsia="hu-HU"/>
+        </w:rPr>
+        <w:t xml:space="preserve"> Story megírása</w:t>
+      </w:r>
+    </w:p>
+    <w:p>
+      <w:pPr>
+        <w:spacing w:before="100" w:beforeAutospacing="1" w:after="100" w:afterAutospacing="1" w:line="240" w:lineRule="auto"/>
+        <w:rPr>
+          <w:rFonts w:ascii="Segoe UI" w:eastAsia="Times New Roman" w:hAnsi="Segoe UI" w:cs="Segoe UI"/>
+          <w:sz w:val="21"/>
+          <w:szCs w:val="21"/>
+          <w:lang w:eastAsia="hu-HU"/>
+        </w:rPr>
+      </w:pPr>
     </w:p>
     <w:p>
       <w:pPr>
@@ -659,27 +818,7 @@
           <w:szCs w:val="21"/>
           <w:lang w:eastAsia="hu-HU"/>
         </w:rPr>
-        <w:t xml:space="preserve">7.2. Projekttagok: </w:t>
-      </w:r>
-      <w:proofErr w:type="spellStart"/>
-      <w:r>
-        <w:rPr>
-          <w:rFonts w:ascii="Segoe UI" w:eastAsia="Times New Roman" w:hAnsi="Segoe UI" w:cs="Segoe UI"/>
-          <w:sz w:val="21"/>
-          <w:szCs w:val="21"/>
-          <w:lang w:eastAsia="hu-HU"/>
-        </w:rPr>
-        <w:t>Gomány</w:t>
-      </w:r>
-      <w:proofErr w:type="spellEnd"/>
-      <w:r>
-        <w:rPr>
-          <w:rFonts w:ascii="Segoe UI" w:eastAsia="Times New Roman" w:hAnsi="Segoe UI" w:cs="Segoe UI"/>
-          <w:sz w:val="21"/>
-          <w:szCs w:val="21"/>
-          <w:lang w:eastAsia="hu-HU"/>
-        </w:rPr>
-        <w:t xml:space="preserve"> Hunor</w:t>
+        <w:t>7.2. Projekttagok: Gomány Hunor</w:t>
       </w:r>
     </w:p>
     <w:p>
